--- a/paper/TEI-Bench.docx
+++ b/paper/TEI-Bench.docx
@@ -7,7 +7,7 @@
         <w:pStyle w:val="Title"/>
       </w:pPr>
       <w:r>
-        <w:t>TEI-Bench: A Controlled, Held-Out Evaluation of the Target-Evaluate-Improve Loop Across 31 Agentic Tasks</w:t>
+        <w:t>When Prompt Optimization Doesn't: A Controlled, Ablated, Held-Out Evaluation of Evaluation-Guided Prompt Optimization Across 31 Tasks (TEI-Bench)</w:t>
       </w:r>
     </w:p>
     <w:p>
@@ -15,7 +15,7 @@
         <w:jc w:val="center"/>
       </w:pPr>
       <w:r>
-        <w:t>Orkhan Javadli (MIT)  ·  Anni Zimina (Stanford)</w:t>
+        <w:t>Orkhan Javadli (MIT, alumnus)  ·  Anni Zimina (Stanford)</w:t>
       </w:r>
     </w:p>
     <w:p>
@@ -23,7 +23,7 @@
         <w:jc w:val="center"/>
       </w:pPr>
       <w:r>
-        <w:t>Code &amp; data: https://github.com/ojavadli/tei-bench</w:t>
+        <w:t>github.com/ojavadli/tei-bench  ·  pre-registration tag: prereg-v2</w:t>
       </w:r>
     </w:p>
     <w:p>
@@ -36,7 +36,7 @@
     </w:p>
     <w:p>
       <w:r>
-        <w:t>Evaluation-guided, automated prompt optimization promises to improve agentic large-language-model (LLM) systems without manual prompt engineering, yet most supporting evidence is anecdotal: single tasks, in-sample evaluation, and subjective LLM-as-judge metrics scored by a model from the same family as the system under test. We present TEI-Bench, a controlled study of the Target-Evaluate-Improve (TEI) loop — a GPA-style multi-dimensional evaluator coupled to a GEPA-style reflective, Pareto-based prompt optimizer — across 31 agents spanning 31 industries. We adopt three safeguards absent from prior demonstrations: (i) a strict train/test split so all reported scores are on held-out inputs; (ii) an objective primary endpoint (accuracy / exact match) computed in code, with the four GPA dimensions as secondary; and (iii) judge-agent separation, optimizing and judging a weaker model (claude-haiku-4-5) with a stronger, different model (claude-sonnet-4-5). On held-out test data, TEI raises the objective score from 0.682 to 0.857 (mean delta = +0.175, 95% CI [+0.115, +0.237], paired t = 5.60, p = 4.3e-06, Cohen's d_z = 1.01; 23/1/7 win/loss/tie). Improvements concentrate on tasks with measurable headroom and on the dimensions a prompt can control (execution accuracy and target alignment), while reasoning soundness is essentially unchanged. We release all code, the 31 task datasets, every agent output trace, and all optimized prompts.</w:t>
+        <w:t>Evaluation-guided prompt optimization is widely reported to improve LLM systems, but the evidence often relies on in-sample evaluation, single tasks, same-family judges, and no comparison against undirected prompt search. We build TEI-Bench, a controlled, ablated, held-out protocol, and use it to evaluate one popular instantiation -- a GPA-inspired evaluator feeding a GEPA-style reflective Pareto optimizer (the composition we call TEI) -- across 31 single-turn tasks. The central finding is cautionary. Under a naive label scorer, a pilot showed a large gain (+0.175 accuracy). After we remove the output-format confound with a universal 'FINAL:' answer contract applied identically to every condition, and add a four-arm ablation (baseline, undirected random prompt search, objective-only reflection, full TEI), the gain collapses. Held-out arm means are nearly tied: baseline 0.852, random 0.867, objective-only 0.865, TEI 0.867. TEI does NOT significantly beat the baseline (delta=+0.015, p=0.406, d_z=0.15), is statistically indistinguishable from random prompt search (delta=+0.000, p=1.000), and shows no benefit from the GPA signal over objective-only reflection (delta=+0.002, p=0.806). Only a small, marginal gain appears on the headroom subset (delta=+0.067, p=0.073). We conclude that for single-turn classification with a competent baseline, the marginal value of evaluation-guided prompt optimization is unproven and easily overstated by naive scoring. Plan pre-registered (prereg-v2) before the run; all code, data, traces, and optimized prompts are released.</w:t>
       </w:r>
     </w:p>
     <w:p>
@@ -52,7 +52,7 @@
         <w:pStyle w:val="ListBullet"/>
       </w:pPr>
       <w:r>
-        <w:t>Unit of analysis: one agent = one (task, baseline prompt) pair; each measured twice on the SAME held-out test set (baseline vs TEI-optimized prompt). n = 31 paired.</w:t>
+        <w:t>Unit of analysis: one agent = one (task, baseline prompt) pair; each measured on the SAME held-out test set. n = 31.</w:t>
       </w:r>
     </w:p>
     <w:p>
@@ -60,7 +60,7 @@
         <w:pStyle w:val="ListBullet"/>
       </w:pPr>
       <w:r>
-        <w:t>Models: agent under test = claude-haiku-4-5; judge + optimizer = claude-sonnet-4-5 (stronger, different model -&gt; reduces self-preference bias).</w:t>
+        <w:t>Four arms: baseline, random prompt search, objective-only reflection, TEI (full).</w:t>
       </w:r>
     </w:p>
     <w:p>
@@ -68,7 +68,7 @@
         <w:pStyle w:val="ListBullet"/>
       </w:pPr>
       <w:r>
-        <w:t>Primary endpoint: objective, code-computed accuracy / exact match (no LLM). Secondary: four GPA dimensions (judge-scored).</w:t>
+        <w:t>Models: agent claude-haiku-4-5; judge + optimizer claude-sonnet-4-5 (stronger, different model).</w:t>
       </w:r>
     </w:p>
     <w:p>
@@ -76,7 +76,7 @@
         <w:pStyle w:val="ListBullet"/>
       </w:pPr>
       <w:r>
-        <w:t>Optimizer (GEPA-style): reflective mutation on failing TRAIN examples + system-aware merge, Pareto front; never sees the test split.</w:t>
+        <w:t>Primary endpoint: code-computed accuracy / exact match from a universal 'FINAL:' output contract (no LLM); secondary: 4 GPA-inspired judge dimensions.</w:t>
       </w:r>
     </w:p>
     <w:p>
@@ -84,15 +84,7 @@
         <w:pStyle w:val="ListBullet"/>
       </w:pPr>
       <w:r>
-        <w:t>Pre-registered analysis: paired t-test, Wilcoxon signed-rank, Cohen's d_z, 10,000-sample bootstrap CI, Holm correction; headroom subset (baseline &lt; 0.9).</w:t>
-      </w:r>
-    </w:p>
-    <w:p>
-      <w:pPr>
-        <w:pStyle w:val="ListBullet"/>
-      </w:pPr>
-      <w:r>
-        <w:t>Compute: 6834 LLM calls, $9.74, 54 min wall.</w:t>
+        <w:t>Pre-registered (tag prereg-v2) before the run; paired t-test + Wilcoxon + Cohen d_z + bootstrap CI, Holm-corrected; public/synthetic subgroups.</w:t>
       </w:r>
     </w:p>
     <w:p>
@@ -100,7 +92,136 @@
         <w:pStyle w:val="Heading1"/>
       </w:pPr>
       <w:r>
-        <w:t>Results: aggregate (held-out, n = 31 paired)</w:t>
+        <w:t>Mean held-out objective by arm</w:t>
+      </w:r>
+    </w:p>
+    <w:tbl>
+      <w:tblPr>
+        <w:tblStyle w:val="LightGrid-Accent1"/>
+        <w:tblW w:type="auto" w:w="0"/>
+        <w:tblLook w:firstColumn="1" w:firstRow="1" w:lastColumn="0" w:lastRow="0" w:noHBand="0" w:noVBand="1" w:val="04A0"/>
+      </w:tblPr>
+      <w:tblGrid>
+        <w:gridCol w:w="4320"/>
+        <w:gridCol w:w="4320"/>
+      </w:tblGrid>
+      <w:tr>
+        <w:tc>
+          <w:tcPr>
+            <w:tcW w:type="dxa" w:w="4320"/>
+          </w:tcPr>
+          <w:p>
+            <w:r>
+              <w:t>Arm</w:t>
+            </w:r>
+          </w:p>
+        </w:tc>
+        <w:tc>
+          <w:tcPr>
+            <w:tcW w:type="dxa" w:w="4320"/>
+          </w:tcPr>
+          <w:p>
+            <w:r>
+              <w:t>Mean held-out objective</w:t>
+            </w:r>
+          </w:p>
+        </w:tc>
+      </w:tr>
+      <w:tr>
+        <w:tc>
+          <w:tcPr>
+            <w:tcW w:type="dxa" w:w="4320"/>
+          </w:tcPr>
+          <w:p>
+            <w:r>
+              <w:t>Baseline</w:t>
+            </w:r>
+          </w:p>
+        </w:tc>
+        <w:tc>
+          <w:tcPr>
+            <w:tcW w:type="dxa" w:w="4320"/>
+          </w:tcPr>
+          <w:p>
+            <w:r>
+              <w:t>0.852</w:t>
+            </w:r>
+          </w:p>
+        </w:tc>
+      </w:tr>
+      <w:tr>
+        <w:tc>
+          <w:tcPr>
+            <w:tcW w:type="dxa" w:w="4320"/>
+          </w:tcPr>
+          <w:p>
+            <w:r>
+              <w:t>Random search</w:t>
+            </w:r>
+          </w:p>
+        </w:tc>
+        <w:tc>
+          <w:tcPr>
+            <w:tcW w:type="dxa" w:w="4320"/>
+          </w:tcPr>
+          <w:p>
+            <w:r>
+              <w:t>0.867</w:t>
+            </w:r>
+          </w:p>
+        </w:tc>
+      </w:tr>
+      <w:tr>
+        <w:tc>
+          <w:tcPr>
+            <w:tcW w:type="dxa" w:w="4320"/>
+          </w:tcPr>
+          <w:p>
+            <w:r>
+              <w:t>Objective-only reflection</w:t>
+            </w:r>
+          </w:p>
+        </w:tc>
+        <w:tc>
+          <w:tcPr>
+            <w:tcW w:type="dxa" w:w="4320"/>
+          </w:tcPr>
+          <w:p>
+            <w:r>
+              <w:t>0.865</w:t>
+            </w:r>
+          </w:p>
+        </w:tc>
+      </w:tr>
+      <w:tr>
+        <w:tc>
+          <w:tcPr>
+            <w:tcW w:type="dxa" w:w="4320"/>
+          </w:tcPr>
+          <w:p>
+            <w:r>
+              <w:t>TEI (full)</w:t>
+            </w:r>
+          </w:p>
+        </w:tc>
+        <w:tc>
+          <w:tcPr>
+            <w:tcW w:type="dxa" w:w="4320"/>
+          </w:tcPr>
+          <w:p>
+            <w:r>
+              <w:t>0.867</w:t>
+            </w:r>
+          </w:p>
+        </w:tc>
+      </w:tr>
+    </w:tbl>
+    <w:p>
+      <w:pPr>
+        <w:pStyle w:val="Heading1"/>
+      </w:pPr>
+      <w:r>
+        <w:t>Paired contrasts (held-out, n=31)</w:t>
       </w:r>
     </w:p>
     <w:tbl>
@@ -126,27 +247,27 @@
           </w:tcPr>
           <w:p>
             <w:r>
-              <w:t>Endpoint</w:t>
-            </w:r>
-          </w:p>
-        </w:tc>
-        <w:tc>
-          <w:tcPr>
-            <w:tcW w:type="dxa" w:w="1080"/>
-          </w:tcPr>
-          <w:p>
-            <w:r>
-              <w:t>Base</w:t>
-            </w:r>
-          </w:p>
-        </w:tc>
-        <w:tc>
-          <w:tcPr>
-            <w:tcW w:type="dxa" w:w="1080"/>
-          </w:tcPr>
-          <w:p>
-            <w:r>
-              <w:t>TEI</w:t>
+              <w:t>Contrast</w:t>
+            </w:r>
+          </w:p>
+        </w:tc>
+        <w:tc>
+          <w:tcPr>
+            <w:tcW w:type="dxa" w:w="1080"/>
+          </w:tcPr>
+          <w:p>
+            <w:r>
+              <w:t>A</w:t>
+            </w:r>
+          </w:p>
+        </w:tc>
+        <w:tc>
+          <w:tcPr>
+            <w:tcW w:type="dxa" w:w="1080"/>
+          </w:tcPr>
+          <w:p>
+            <w:r>
+              <w:t>B</w:t>
             </w:r>
           </w:p>
         </w:tc>
@@ -208,77 +329,77 @@
           </w:tcPr>
           <w:p>
             <w:r>
-              <w:t>Objective (primary)</w:t>
-            </w:r>
-          </w:p>
-        </w:tc>
-        <w:tc>
-          <w:tcPr>
-            <w:tcW w:type="dxa" w:w="1080"/>
-          </w:tcPr>
-          <w:p>
-            <w:r>
-              <w:t>0.682</w:t>
-            </w:r>
-          </w:p>
-        </w:tc>
-        <w:tc>
-          <w:tcPr>
-            <w:tcW w:type="dxa" w:w="1080"/>
-          </w:tcPr>
-          <w:p>
-            <w:r>
-              <w:t>0.857</w:t>
-            </w:r>
-          </w:p>
-        </w:tc>
-        <w:tc>
-          <w:tcPr>
-            <w:tcW w:type="dxa" w:w="1080"/>
-          </w:tcPr>
-          <w:p>
-            <w:r>
-              <w:t>+0.175</w:t>
-            </w:r>
-          </w:p>
-        </w:tc>
-        <w:tc>
-          <w:tcPr>
-            <w:tcW w:type="dxa" w:w="1080"/>
-          </w:tcPr>
-          <w:p>
-            <w:r>
-              <w:t>[+0.115, +0.237]</w:t>
-            </w:r>
-          </w:p>
-        </w:tc>
-        <w:tc>
-          <w:tcPr>
-            <w:tcW w:type="dxa" w:w="1080"/>
-          </w:tcPr>
-          <w:p>
-            <w:r>
-              <w:t>5.60</w:t>
-            </w:r>
-          </w:p>
-        </w:tc>
-        <w:tc>
-          <w:tcPr>
-            <w:tcW w:type="dxa" w:w="1080"/>
-          </w:tcPr>
-          <w:p>
-            <w:r>
-              <w:t>4.3e-06</w:t>
-            </w:r>
-          </w:p>
-        </w:tc>
-        <w:tc>
-          <w:tcPr>
-            <w:tcW w:type="dxa" w:w="1080"/>
-          </w:tcPr>
-          <w:p>
-            <w:r>
-              <w:t>1.01</w:t>
+              <w:t>TEI − baseline</w:t>
+            </w:r>
+          </w:p>
+        </w:tc>
+        <w:tc>
+          <w:tcPr>
+            <w:tcW w:type="dxa" w:w="1080"/>
+          </w:tcPr>
+          <w:p>
+            <w:r>
+              <w:t>0.852</w:t>
+            </w:r>
+          </w:p>
+        </w:tc>
+        <w:tc>
+          <w:tcPr>
+            <w:tcW w:type="dxa" w:w="1080"/>
+          </w:tcPr>
+          <w:p>
+            <w:r>
+              <w:t>0.867</w:t>
+            </w:r>
+          </w:p>
+        </w:tc>
+        <w:tc>
+          <w:tcPr>
+            <w:tcW w:type="dxa" w:w="1080"/>
+          </w:tcPr>
+          <w:p>
+            <w:r>
+              <w:t>+0.015</w:t>
+            </w:r>
+          </w:p>
+        </w:tc>
+        <w:tc>
+          <w:tcPr>
+            <w:tcW w:type="dxa" w:w="1080"/>
+          </w:tcPr>
+          <w:p>
+            <w:r>
+              <w:t>[-0.019, +0.050]</w:t>
+            </w:r>
+          </w:p>
+        </w:tc>
+        <w:tc>
+          <w:tcPr>
+            <w:tcW w:type="dxa" w:w="1080"/>
+          </w:tcPr>
+          <w:p>
+            <w:r>
+              <w:t>0.84</w:t>
+            </w:r>
+          </w:p>
+        </w:tc>
+        <w:tc>
+          <w:tcPr>
+            <w:tcW w:type="dxa" w:w="1080"/>
+          </w:tcPr>
+          <w:p>
+            <w:r>
+              <w:t>0.406</w:t>
+            </w:r>
+          </w:p>
+        </w:tc>
+        <w:tc>
+          <w:tcPr>
+            <w:tcW w:type="dxa" w:w="1080"/>
+          </w:tcPr>
+          <w:p>
+            <w:r>
+              <w:t>0.15</w:t>
             </w:r>
           </w:p>
         </w:tc>
@@ -290,77 +411,77 @@
           </w:tcPr>
           <w:p>
             <w:r>
-              <w:t>GPA aggregate</w:t>
-            </w:r>
-          </w:p>
-        </w:tc>
-        <w:tc>
-          <w:tcPr>
-            <w:tcW w:type="dxa" w:w="1080"/>
-          </w:tcPr>
-          <w:p>
-            <w:r>
-              <w:t>0.898</w:t>
-            </w:r>
-          </w:p>
-        </w:tc>
-        <w:tc>
-          <w:tcPr>
-            <w:tcW w:type="dxa" w:w="1080"/>
-          </w:tcPr>
-          <w:p>
-            <w:r>
-              <w:t>0.934</w:t>
-            </w:r>
-          </w:p>
-        </w:tc>
-        <w:tc>
-          <w:tcPr>
-            <w:tcW w:type="dxa" w:w="1080"/>
-          </w:tcPr>
-          <w:p>
-            <w:r>
-              <w:t>+0.036</w:t>
-            </w:r>
-          </w:p>
-        </w:tc>
-        <w:tc>
-          <w:tcPr>
-            <w:tcW w:type="dxa" w:w="1080"/>
-          </w:tcPr>
-          <w:p>
-            <w:r>
-              <w:t>[+0.018, +0.058]</w:t>
-            </w:r>
-          </w:p>
-        </w:tc>
-        <w:tc>
-          <w:tcPr>
-            <w:tcW w:type="dxa" w:w="1080"/>
-          </w:tcPr>
-          <w:p>
-            <w:r>
-              <w:t>3.44</w:t>
-            </w:r>
-          </w:p>
-        </w:tc>
-        <w:tc>
-          <w:tcPr>
-            <w:tcW w:type="dxa" w:w="1080"/>
-          </w:tcPr>
-          <w:p>
-            <w:r>
-              <w:t>0.002</w:t>
-            </w:r>
-          </w:p>
-        </w:tc>
-        <w:tc>
-          <w:tcPr>
-            <w:tcW w:type="dxa" w:w="1080"/>
-          </w:tcPr>
-          <w:p>
-            <w:r>
-              <w:t>0.62</w:t>
+              <w:t>TEI − random search</w:t>
+            </w:r>
+          </w:p>
+        </w:tc>
+        <w:tc>
+          <w:tcPr>
+            <w:tcW w:type="dxa" w:w="1080"/>
+          </w:tcPr>
+          <w:p>
+            <w:r>
+              <w:t>0.867</w:t>
+            </w:r>
+          </w:p>
+        </w:tc>
+        <w:tc>
+          <w:tcPr>
+            <w:tcW w:type="dxa" w:w="1080"/>
+          </w:tcPr>
+          <w:p>
+            <w:r>
+              <w:t>0.867</w:t>
+            </w:r>
+          </w:p>
+        </w:tc>
+        <w:tc>
+          <w:tcPr>
+            <w:tcW w:type="dxa" w:w="1080"/>
+          </w:tcPr>
+          <w:p>
+            <w:r>
+              <w:t>+0.000</w:t>
+            </w:r>
+          </w:p>
+        </w:tc>
+        <w:tc>
+          <w:tcPr>
+            <w:tcW w:type="dxa" w:w="1080"/>
+          </w:tcPr>
+          <w:p>
+            <w:r>
+              <w:t>[-0.042, +0.043]</w:t>
+            </w:r>
+          </w:p>
+        </w:tc>
+        <w:tc>
+          <w:tcPr>
+            <w:tcW w:type="dxa" w:w="1080"/>
+          </w:tcPr>
+          <w:p>
+            <w:r>
+              <w:t>0.00</w:t>
+            </w:r>
+          </w:p>
+        </w:tc>
+        <w:tc>
+          <w:tcPr>
+            <w:tcW w:type="dxa" w:w="1080"/>
+          </w:tcPr>
+          <w:p>
+            <w:r>
+              <w:t>1.000</w:t>
+            </w:r>
+          </w:p>
+        </w:tc>
+        <w:tc>
+          <w:tcPr>
+            <w:tcW w:type="dxa" w:w="1080"/>
+          </w:tcPr>
+          <w:p>
+            <w:r>
+              <w:t>0.00</w:t>
             </w:r>
           </w:p>
         </w:tc>
@@ -372,77 +493,77 @@
           </w:tcPr>
           <w:p>
             <w:r>
-              <w:t>— target alignment</w:t>
-            </w:r>
-          </w:p>
-        </w:tc>
-        <w:tc>
-          <w:tcPr>
-            <w:tcW w:type="dxa" w:w="1080"/>
-          </w:tcPr>
-          <w:p>
-            <w:r>
-              <w:t>0.910</w:t>
-            </w:r>
-          </w:p>
-        </w:tc>
-        <w:tc>
-          <w:tcPr>
-            <w:tcW w:type="dxa" w:w="1080"/>
-          </w:tcPr>
-          <w:p>
-            <w:r>
-              <w:t>0.958</w:t>
-            </w:r>
-          </w:p>
-        </w:tc>
-        <w:tc>
-          <w:tcPr>
-            <w:tcW w:type="dxa" w:w="1080"/>
-          </w:tcPr>
-          <w:p>
-            <w:r>
-              <w:t>+0.048</w:t>
-            </w:r>
-          </w:p>
-        </w:tc>
-        <w:tc>
-          <w:tcPr>
-            <w:tcW w:type="dxa" w:w="1080"/>
-          </w:tcPr>
-          <w:p>
-            <w:r>
-              <w:t>[+0.027, +0.076]</w:t>
-            </w:r>
-          </w:p>
-        </w:tc>
-        <w:tc>
-          <w:tcPr>
-            <w:tcW w:type="dxa" w:w="1080"/>
-          </w:tcPr>
-          <w:p>
-            <w:r>
-              <w:t>3.75</w:t>
-            </w:r>
-          </w:p>
-        </w:tc>
-        <w:tc>
-          <w:tcPr>
-            <w:tcW w:type="dxa" w:w="1080"/>
-          </w:tcPr>
-          <w:p>
-            <w:r>
-              <w:t>7.6e-04</w:t>
-            </w:r>
-          </w:p>
-        </w:tc>
-        <w:tc>
-          <w:tcPr>
-            <w:tcW w:type="dxa" w:w="1080"/>
-          </w:tcPr>
-          <w:p>
-            <w:r>
-              <w:t>0.67</w:t>
+              <w:t>TEI − objective-only reflection</w:t>
+            </w:r>
+          </w:p>
+        </w:tc>
+        <w:tc>
+          <w:tcPr>
+            <w:tcW w:type="dxa" w:w="1080"/>
+          </w:tcPr>
+          <w:p>
+            <w:r>
+              <w:t>0.865</w:t>
+            </w:r>
+          </w:p>
+        </w:tc>
+        <w:tc>
+          <w:tcPr>
+            <w:tcW w:type="dxa" w:w="1080"/>
+          </w:tcPr>
+          <w:p>
+            <w:r>
+              <w:t>0.867</w:t>
+            </w:r>
+          </w:p>
+        </w:tc>
+        <w:tc>
+          <w:tcPr>
+            <w:tcW w:type="dxa" w:w="1080"/>
+          </w:tcPr>
+          <w:p>
+            <w:r>
+              <w:t>+0.002</w:t>
+            </w:r>
+          </w:p>
+        </w:tc>
+        <w:tc>
+          <w:tcPr>
+            <w:tcW w:type="dxa" w:w="1080"/>
+          </w:tcPr>
+          <w:p>
+            <w:r>
+              <w:t>[-0.013, +0.020]</w:t>
+            </w:r>
+          </w:p>
+        </w:tc>
+        <w:tc>
+          <w:tcPr>
+            <w:tcW w:type="dxa" w:w="1080"/>
+          </w:tcPr>
+          <w:p>
+            <w:r>
+              <w:t>0.25</w:t>
+            </w:r>
+          </w:p>
+        </w:tc>
+        <w:tc>
+          <w:tcPr>
+            <w:tcW w:type="dxa" w:w="1080"/>
+          </w:tcPr>
+          <w:p>
+            <w:r>
+              <w:t>0.806</w:t>
+            </w:r>
+          </w:p>
+        </w:tc>
+        <w:tc>
+          <w:tcPr>
+            <w:tcW w:type="dxa" w:w="1080"/>
+          </w:tcPr>
+          <w:p>
+            <w:r>
+              <w:t>0.04</w:t>
             </w:r>
           </w:p>
         </w:tc>
@@ -454,241 +575,77 @@
           </w:tcPr>
           <w:p>
             <w:r>
-              <w:t>— reasoning soundness</w:t>
-            </w:r>
-          </w:p>
-        </w:tc>
-        <w:tc>
-          <w:tcPr>
-            <w:tcW w:type="dxa" w:w="1080"/>
-          </w:tcPr>
-          <w:p>
-            <w:r>
-              <w:t>0.898</w:t>
-            </w:r>
-          </w:p>
-        </w:tc>
-        <w:tc>
-          <w:tcPr>
-            <w:tcW w:type="dxa" w:w="1080"/>
-          </w:tcPr>
-          <w:p>
-            <w:r>
-              <w:t>0.899</w:t>
-            </w:r>
-          </w:p>
-        </w:tc>
-        <w:tc>
-          <w:tcPr>
-            <w:tcW w:type="dxa" w:w="1080"/>
-          </w:tcPr>
-          <w:p>
-            <w:r>
-              <w:t>+0.001</w:t>
-            </w:r>
-          </w:p>
-        </w:tc>
-        <w:tc>
-          <w:tcPr>
-            <w:tcW w:type="dxa" w:w="1080"/>
-          </w:tcPr>
-          <w:p>
-            <w:r>
-              <w:t>[-0.021, +0.019]</w:t>
-            </w:r>
-          </w:p>
-        </w:tc>
-        <w:tc>
-          <w:tcPr>
-            <w:tcW w:type="dxa" w:w="1080"/>
-          </w:tcPr>
-          <w:p>
-            <w:r>
-              <w:t>0.06</w:t>
-            </w:r>
-          </w:p>
-        </w:tc>
-        <w:tc>
-          <w:tcPr>
-            <w:tcW w:type="dxa" w:w="1080"/>
-          </w:tcPr>
-          <w:p>
-            <w:r>
-              <w:t>0.950</w:t>
-            </w:r>
-          </w:p>
-        </w:tc>
-        <w:tc>
-          <w:tcPr>
-            <w:tcW w:type="dxa" w:w="1080"/>
-          </w:tcPr>
-          <w:p>
-            <w:r>
-              <w:t>0.01</w:t>
-            </w:r>
-          </w:p>
-        </w:tc>
-      </w:tr>
-      <w:tr>
-        <w:tc>
-          <w:tcPr>
-            <w:tcW w:type="dxa" w:w="1080"/>
-          </w:tcPr>
-          <w:p>
-            <w:r>
-              <w:t>— execution accuracy</w:t>
-            </w:r>
-          </w:p>
-        </w:tc>
-        <w:tc>
-          <w:tcPr>
-            <w:tcW w:type="dxa" w:w="1080"/>
-          </w:tcPr>
-          <w:p>
-            <w:r>
-              <w:t>0.905</w:t>
-            </w:r>
-          </w:p>
-        </w:tc>
-        <w:tc>
-          <w:tcPr>
-            <w:tcW w:type="dxa" w:w="1080"/>
-          </w:tcPr>
-          <w:p>
-            <w:r>
-              <w:t>0.979</w:t>
-            </w:r>
-          </w:p>
-        </w:tc>
-        <w:tc>
-          <w:tcPr>
-            <w:tcW w:type="dxa" w:w="1080"/>
-          </w:tcPr>
-          <w:p>
-            <w:r>
-              <w:t>+0.074</w:t>
-            </w:r>
-          </w:p>
-        </w:tc>
-        <w:tc>
-          <w:tcPr>
-            <w:tcW w:type="dxa" w:w="1080"/>
-          </w:tcPr>
-          <w:p>
-            <w:r>
-              <w:t>[+0.044, +0.108]</w:t>
-            </w:r>
-          </w:p>
-        </w:tc>
-        <w:tc>
-          <w:tcPr>
-            <w:tcW w:type="dxa" w:w="1080"/>
-          </w:tcPr>
-          <w:p>
-            <w:r>
-              <w:t>4.33</w:t>
-            </w:r>
-          </w:p>
-        </w:tc>
-        <w:tc>
-          <w:tcPr>
-            <w:tcW w:type="dxa" w:w="1080"/>
-          </w:tcPr>
-          <w:p>
-            <w:r>
-              <w:t>1.5e-04</w:t>
-            </w:r>
-          </w:p>
-        </w:tc>
-        <w:tc>
-          <w:tcPr>
-            <w:tcW w:type="dxa" w:w="1080"/>
-          </w:tcPr>
-          <w:p>
-            <w:r>
-              <w:t>0.78</w:t>
-            </w:r>
-          </w:p>
-        </w:tc>
-      </w:tr>
-      <w:tr>
-        <w:tc>
-          <w:tcPr>
-            <w:tcW w:type="dxa" w:w="1080"/>
-          </w:tcPr>
-          <w:p>
-            <w:r>
-              <w:t>— output integrity</w:t>
-            </w:r>
-          </w:p>
-        </w:tc>
-        <w:tc>
-          <w:tcPr>
-            <w:tcW w:type="dxa" w:w="1080"/>
-          </w:tcPr>
-          <w:p>
-            <w:r>
-              <w:t>0.878</w:t>
-            </w:r>
-          </w:p>
-        </w:tc>
-        <w:tc>
-          <w:tcPr>
-            <w:tcW w:type="dxa" w:w="1080"/>
-          </w:tcPr>
-          <w:p>
-            <w:r>
-              <w:t>0.900</w:t>
-            </w:r>
-          </w:p>
-        </w:tc>
-        <w:tc>
-          <w:tcPr>
-            <w:tcW w:type="dxa" w:w="1080"/>
-          </w:tcPr>
-          <w:p>
-            <w:r>
-              <w:t>+0.023</w:t>
-            </w:r>
-          </w:p>
-        </w:tc>
-        <w:tc>
-          <w:tcPr>
-            <w:tcW w:type="dxa" w:w="1080"/>
-          </w:tcPr>
-          <w:p>
-            <w:r>
-              <w:t>[-0.005, +0.052]</w:t>
-            </w:r>
-          </w:p>
-        </w:tc>
-        <w:tc>
-          <w:tcPr>
-            <w:tcW w:type="dxa" w:w="1080"/>
-          </w:tcPr>
-          <w:p>
-            <w:r>
-              <w:t>1.53</w:t>
-            </w:r>
-          </w:p>
-        </w:tc>
-        <w:tc>
-          <w:tcPr>
-            <w:tcW w:type="dxa" w:w="1080"/>
-          </w:tcPr>
-          <w:p>
-            <w:r>
-              <w:t>0.136</w:t>
-            </w:r>
-          </w:p>
-        </w:tc>
-        <w:tc>
-          <w:tcPr>
-            <w:tcW w:type="dxa" w:w="1080"/>
-          </w:tcPr>
-          <w:p>
-            <w:r>
-              <w:t>0.27</w:t>
+              <w:t>random − baseline</w:t>
+            </w:r>
+          </w:p>
+        </w:tc>
+        <w:tc>
+          <w:tcPr>
+            <w:tcW w:type="dxa" w:w="1080"/>
+          </w:tcPr>
+          <w:p>
+            <w:r>
+              <w:t>0.852</w:t>
+            </w:r>
+          </w:p>
+        </w:tc>
+        <w:tc>
+          <w:tcPr>
+            <w:tcW w:type="dxa" w:w="1080"/>
+          </w:tcPr>
+          <w:p>
+            <w:r>
+              <w:t>0.867</w:t>
+            </w:r>
+          </w:p>
+        </w:tc>
+        <w:tc>
+          <w:tcPr>
+            <w:tcW w:type="dxa" w:w="1080"/>
+          </w:tcPr>
+          <w:p>
+            <w:r>
+              <w:t>+0.015</w:t>
+            </w:r>
+          </w:p>
+        </w:tc>
+        <w:tc>
+          <w:tcPr>
+            <w:tcW w:type="dxa" w:w="1080"/>
+          </w:tcPr>
+          <w:p>
+            <w:r>
+              <w:t>[-0.004, +0.039]</w:t>
+            </w:r>
+          </w:p>
+        </w:tc>
+        <w:tc>
+          <w:tcPr>
+            <w:tcW w:type="dxa" w:w="1080"/>
+          </w:tcPr>
+          <w:p>
+            <w:r>
+              <w:t>1.34</w:t>
+            </w:r>
+          </w:p>
+        </w:tc>
+        <w:tc>
+          <w:tcPr>
+            <w:tcW w:type="dxa" w:w="1080"/>
+          </w:tcPr>
+          <w:p>
+            <w:r>
+              <w:t>0.190</w:t>
+            </w:r>
+          </w:p>
+        </w:tc>
+        <w:tc>
+          <w:tcPr>
+            <w:tcW w:type="dxa" w:w="1080"/>
+          </w:tcPr>
+          <w:p>
+            <w:r>
+              <w:t>0.24</w:t>
             </w:r>
           </w:p>
         </w:tc>
@@ -696,14 +653,9 @@
     </w:tbl>
     <w:p>
       <w:r>
-        <w:t>Win/loss/tie on the objective endpoint: 23/1/7. Wilcoxon p = 2.2e-05. Headroom subset (baseline &lt; 0.9, n = 25): delta = +0.206, p = 6.4e-06, d_z = 1.15.</w:t>
-      </w:r>
-    </w:p>
-    <w:p>
-      <w:r>
         <w:drawing>
           <wp:inline xmlns:a="http://schemas.openxmlformats.org/drawingml/2006/main" xmlns:pic="http://schemas.openxmlformats.org/drawingml/2006/picture">
-            <wp:extent cx="4754880" cy="5120640"/>
+            <wp:extent cx="4572000" cy="2954215"/>
             <wp:docPr id="1" name="Picture 1"/>
             <wp:cNvGraphicFramePr>
               <a:graphicFrameLocks noChangeAspect="1"/>
@@ -712,7 +664,7 @@
               <a:graphicData uri="http://schemas.openxmlformats.org/drawingml/2006/picture">
                 <pic:pic>
                   <pic:nvPicPr>
-                    <pic:cNvPr id="0" name="slope_objective.png"/>
+                    <pic:cNvPr id="0" name="ablation_arms.png"/>
                     <pic:cNvPicPr/>
                   </pic:nvPicPr>
                   <pic:blipFill>
@@ -724,7 +676,7 @@
                   <pic:spPr>
                     <a:xfrm>
                       <a:off x="0" y="0"/>
-                      <a:ext cx="4754880" cy="5120640"/>
+                      <a:ext cx="4572000" cy="2954215"/>
                     </a:xfrm>
                     <a:prstGeom prst="rect"/>
                   </pic:spPr>
@@ -740,14 +692,14 @@
         <w:jc w:val="center"/>
       </w:pPr>
       <w:r>
-        <w:t>Figure 1. Per-agent held-out objective score, baseline -&gt; TEI.</w:t>
+        <w:t>Held-out objective by arm (mean ± 95% CI).</w:t>
       </w:r>
     </w:p>
     <w:p>
       <w:r>
         <w:drawing>
           <wp:inline xmlns:a="http://schemas.openxmlformats.org/drawingml/2006/main" xmlns:pic="http://schemas.openxmlformats.org/drawingml/2006/picture">
-            <wp:extent cx="4754880" cy="2852928"/>
+            <wp:extent cx="4572000" cy="4953000"/>
             <wp:docPr id="2" name="Picture 2"/>
             <wp:cNvGraphicFramePr>
               <a:graphicFrameLocks noChangeAspect="1"/>
@@ -756,7 +708,7 @@
               <a:graphicData uri="http://schemas.openxmlformats.org/drawingml/2006/picture">
                 <pic:pic>
                   <pic:nvPicPr>
-                    <pic:cNvPr id="0" name="delta_hist.png"/>
+                    <pic:cNvPr id="0" name="slope_objective_v2.png"/>
                     <pic:cNvPicPr/>
                   </pic:nvPicPr>
                   <pic:blipFill>
@@ -768,7 +720,7 @@
                   <pic:spPr>
                     <a:xfrm>
                       <a:off x="0" y="0"/>
-                      <a:ext cx="4754880" cy="2852928"/>
+                      <a:ext cx="4572000" cy="4953000"/>
                     </a:xfrm>
                     <a:prstGeom prst="rect"/>
                   </pic:spPr>
@@ -784,14 +736,14 @@
         <w:jc w:val="center"/>
       </w:pPr>
       <w:r>
-        <w:t>Figure 2. Distribution of per-agent objective improvements.</w:t>
+        <w:t>Per-agent baseline → TEI (held-out).</w:t>
       </w:r>
     </w:p>
     <w:p>
       <w:r>
         <w:drawing>
           <wp:inline xmlns:a="http://schemas.openxmlformats.org/drawingml/2006/main" xmlns:pic="http://schemas.openxmlformats.org/drawingml/2006/picture">
-            <wp:extent cx="4754880" cy="2789530"/>
+            <wp:extent cx="4572000" cy="3048000"/>
             <wp:docPr id="3" name="Picture 3"/>
             <wp:cNvGraphicFramePr>
               <a:graphicFrameLocks noChangeAspect="1"/>
@@ -800,7 +752,7 @@
               <a:graphicData uri="http://schemas.openxmlformats.org/drawingml/2006/picture">
                 <pic:pic>
                   <pic:nvPicPr>
-                    <pic:cNvPr id="0" name="gpa_dimensions.png"/>
+                    <pic:cNvPr id="0" name="public_vs_synthetic.png"/>
                     <pic:cNvPicPr/>
                   </pic:nvPicPr>
                   <pic:blipFill>
@@ -812,7 +764,7 @@
                   <pic:spPr>
                     <a:xfrm>
                       <a:off x="0" y="0"/>
-                      <a:ext cx="4754880" cy="2789530"/>
+                      <a:ext cx="4572000" cy="3048000"/>
                     </a:xfrm>
                     <a:prstGeom prst="rect"/>
                   </pic:spPr>
@@ -828,51 +780,7 @@
         <w:jc w:val="center"/>
       </w:pPr>
       <w:r>
-        <w:t>Figure 3. GPA dimensions before/after (held-out).</w:t>
-      </w:r>
-    </w:p>
-    <w:p>
-      <w:r>
-        <w:drawing>
-          <wp:inline xmlns:a="http://schemas.openxmlformats.org/drawingml/2006/main" xmlns:pic="http://schemas.openxmlformats.org/drawingml/2006/picture">
-            <wp:extent cx="4754880" cy="3124635"/>
-            <wp:docPr id="4" name="Picture 4"/>
-            <wp:cNvGraphicFramePr>
-              <a:graphicFrameLocks noChangeAspect="1"/>
-            </wp:cNvGraphicFramePr>
-            <a:graphic>
-              <a:graphicData uri="http://schemas.openxmlformats.org/drawingml/2006/picture">
-                <pic:pic>
-                  <pic:nvPicPr>
-                    <pic:cNvPr id="0" name="headroom_scatter.png"/>
-                    <pic:cNvPicPr/>
-                  </pic:nvPicPr>
-                  <pic:blipFill>
-                    <a:blip r:embed="rId12"/>
-                    <a:stretch>
-                      <a:fillRect/>
-                    </a:stretch>
-                  </pic:blipFill>
-                  <pic:spPr>
-                    <a:xfrm>
-                      <a:off x="0" y="0"/>
-                      <a:ext cx="4754880" cy="3124635"/>
-                    </a:xfrm>
-                    <a:prstGeom prst="rect"/>
-                  </pic:spPr>
-                </pic:pic>
-              </a:graphicData>
-            </a:graphic>
-          </wp:inline>
-        </w:drawing>
-      </w:r>
-    </w:p>
-    <w:p>
-      <w:pPr>
-        <w:jc w:val="center"/>
-      </w:pPr>
-      <w:r>
-        <w:t>Figure 4. Improvement vs. baseline headroom.</w:t>
+        <w:t>Public vs. synthetic tasks.</w:t>
       </w:r>
     </w:p>
     <w:p>
@@ -880,7 +788,7 @@
         <w:pStyle w:val="Heading1"/>
       </w:pPr>
       <w:r>
-        <w:t>Results: per-agent (held-out)</w:t>
+        <w:t>Per-agent held-out objective by arm</w:t>
       </w:r>
     </w:p>
     <w:tbl>
@@ -890,17 +798,19 @@
         <w:tblLook w:firstColumn="1" w:firstRow="1" w:lastColumn="0" w:lastRow="0" w:noHBand="0" w:noVBand="1" w:val="04A0"/>
       </w:tblPr>
       <w:tblGrid>
-        <w:gridCol w:w="1440"/>
-        <w:gridCol w:w="1440"/>
-        <w:gridCol w:w="1440"/>
-        <w:gridCol w:w="1440"/>
-        <w:gridCol w:w="1440"/>
-        <w:gridCol w:w="1440"/>
+        <w:gridCol w:w="1080"/>
+        <w:gridCol w:w="1080"/>
+        <w:gridCol w:w="1080"/>
+        <w:gridCol w:w="1080"/>
+        <w:gridCol w:w="1080"/>
+        <w:gridCol w:w="1080"/>
+        <w:gridCol w:w="1080"/>
+        <w:gridCol w:w="1080"/>
       </w:tblGrid>
       <w:tr>
         <w:tc>
           <w:tcPr>
-            <w:tcW w:type="dxa" w:w="1440"/>
+            <w:tcW w:type="dxa" w:w="1080"/>
           </w:tcPr>
           <w:p>
             <w:r>
@@ -910,17 +820,37 @@
         </w:tc>
         <w:tc>
           <w:tcPr>
-            <w:tcW w:type="dxa" w:w="1440"/>
-          </w:tcPr>
-          <w:p>
-            <w:r>
-              <w:t>Industry</w:t>
-            </w:r>
-          </w:p>
-        </w:tc>
-        <w:tc>
-          <w:tcPr>
-            <w:tcW w:type="dxa" w:w="1440"/>
+            <w:tcW w:type="dxa" w:w="1080"/>
+          </w:tcPr>
+          <w:p>
+            <w:r>
+              <w:t>Domain</w:t>
+            </w:r>
+          </w:p>
+        </w:tc>
+        <w:tc>
+          <w:tcPr>
+            <w:tcW w:type="dxa" w:w="1080"/>
+          </w:tcPr>
+          <w:p>
+            <w:r>
+              <w:t>Source</w:t>
+            </w:r>
+          </w:p>
+        </w:tc>
+        <w:tc>
+          <w:tcPr>
+            <w:tcW w:type="dxa" w:w="1080"/>
+          </w:tcPr>
+          <w:p>
+            <w:r>
+              <w:t>n</w:t>
+            </w:r>
+          </w:p>
+        </w:tc>
+        <w:tc>
+          <w:tcPr>
+            <w:tcW w:type="dxa" w:w="1080"/>
           </w:tcPr>
           <w:p>
             <w:r>
@@ -930,31 +860,31 @@
         </w:tc>
         <w:tc>
           <w:tcPr>
-            <w:tcW w:type="dxa" w:w="1440"/>
+            <w:tcW w:type="dxa" w:w="1080"/>
+          </w:tcPr>
+          <w:p>
+            <w:r>
+              <w:t>Rand</w:t>
+            </w:r>
+          </w:p>
+        </w:tc>
+        <w:tc>
+          <w:tcPr>
+            <w:tcW w:type="dxa" w:w="1080"/>
+          </w:tcPr>
+          <w:p>
+            <w:r>
+              <w:t>ObjRef</w:t>
+            </w:r>
+          </w:p>
+        </w:tc>
+        <w:tc>
+          <w:tcPr>
+            <w:tcW w:type="dxa" w:w="1080"/>
           </w:tcPr>
           <w:p>
             <w:r>
               <w:t>TEI</w:t>
-            </w:r>
-          </w:p>
-        </w:tc>
-        <w:tc>
-          <w:tcPr>
-            <w:tcW w:type="dxa" w:w="1440"/>
-          </w:tcPr>
-          <w:p>
-            <w:r>
-              <w:t>Δobj</w:t>
-            </w:r>
-          </w:p>
-        </w:tc>
-        <w:tc>
-          <w:tcPr>
-            <w:tcW w:type="dxa" w:w="1440"/>
-          </w:tcPr>
-          <w:p>
-            <w:r>
-              <w:t>ΔGPA</w:t>
             </w:r>
           </w:p>
         </w:tc>
@@ -962,7 +892,7 @@
       <w:tr>
         <w:tc>
           <w:tcPr>
-            <w:tcW w:type="dxa" w:w="1440"/>
+            <w:tcW w:type="dxa" w:w="1080"/>
           </w:tcPr>
           <w:p>
             <w:r>
@@ -972,7 +902,7 @@
         </w:tc>
         <w:tc>
           <w:tcPr>
-            <w:tcW w:type="dxa" w:w="1440"/>
+            <w:tcW w:type="dxa" w:w="1080"/>
           </w:tcPr>
           <w:p>
             <w:r>
@@ -982,41 +912,61 @@
         </w:tc>
         <w:tc>
           <w:tcPr>
-            <w:tcW w:type="dxa" w:w="1440"/>
-          </w:tcPr>
-          <w:p>
-            <w:r>
-              <w:t>0.556</w:t>
-            </w:r>
-          </w:p>
-        </w:tc>
-        <w:tc>
-          <w:tcPr>
-            <w:tcW w:type="dxa" w:w="1440"/>
-          </w:tcPr>
-          <w:p>
-            <w:r>
-              <w:t>1.000</w:t>
-            </w:r>
-          </w:p>
-        </w:tc>
-        <w:tc>
-          <w:tcPr>
-            <w:tcW w:type="dxa" w:w="1440"/>
-          </w:tcPr>
-          <w:p>
-            <w:r>
-              <w:t>+0.444</w:t>
-            </w:r>
-          </w:p>
-        </w:tc>
-        <w:tc>
-          <w:tcPr>
-            <w:tcW w:type="dxa" w:w="1440"/>
-          </w:tcPr>
-          <w:p>
-            <w:r>
-              <w:t>+0.004</w:t>
+            <w:tcW w:type="dxa" w:w="1080"/>
+          </w:tcPr>
+          <w:p>
+            <w:r>
+              <w:t>synthetic</w:t>
+            </w:r>
+          </w:p>
+        </w:tc>
+        <w:tc>
+          <w:tcPr>
+            <w:tcW w:type="dxa" w:w="1080"/>
+          </w:tcPr>
+          <w:p>
+            <w:r>
+              <w:t>24</w:t>
+            </w:r>
+          </w:p>
+        </w:tc>
+        <w:tc>
+          <w:tcPr>
+            <w:tcW w:type="dxa" w:w="1080"/>
+          </w:tcPr>
+          <w:p>
+            <w:r>
+              <w:t>0.9583</w:t>
+            </w:r>
+          </w:p>
+        </w:tc>
+        <w:tc>
+          <w:tcPr>
+            <w:tcW w:type="dxa" w:w="1080"/>
+          </w:tcPr>
+          <w:p>
+            <w:r>
+              <w:t>0.9583</w:t>
+            </w:r>
+          </w:p>
+        </w:tc>
+        <w:tc>
+          <w:tcPr>
+            <w:tcW w:type="dxa" w:w="1080"/>
+          </w:tcPr>
+          <w:p>
+            <w:r>
+              <w:t>0.9583</w:t>
+            </w:r>
+          </w:p>
+        </w:tc>
+        <w:tc>
+          <w:tcPr>
+            <w:tcW w:type="dxa" w:w="1080"/>
+          </w:tcPr>
+          <w:p>
+            <w:r>
+              <w:t>0.9167</w:t>
             </w:r>
           </w:p>
         </w:tc>
@@ -1024,7 +974,7 @@
       <w:tr>
         <w:tc>
           <w:tcPr>
-            <w:tcW w:type="dxa" w:w="1440"/>
+            <w:tcW w:type="dxa" w:w="1080"/>
           </w:tcPr>
           <w:p>
             <w:r>
@@ -1034,7 +984,7 @@
         </w:tc>
         <w:tc>
           <w:tcPr>
-            <w:tcW w:type="dxa" w:w="1440"/>
+            <w:tcW w:type="dxa" w:w="1080"/>
           </w:tcPr>
           <w:p>
             <w:r>
@@ -1044,41 +994,61 @@
         </w:tc>
         <w:tc>
           <w:tcPr>
-            <w:tcW w:type="dxa" w:w="1440"/>
-          </w:tcPr>
-          <w:p>
-            <w:r>
-              <w:t>0.700</w:t>
-            </w:r>
-          </w:p>
-        </w:tc>
-        <w:tc>
-          <w:tcPr>
-            <w:tcW w:type="dxa" w:w="1440"/>
-          </w:tcPr>
-          <w:p>
-            <w:r>
-              <w:t>0.700</w:t>
-            </w:r>
-          </w:p>
-        </w:tc>
-        <w:tc>
-          <w:tcPr>
-            <w:tcW w:type="dxa" w:w="1440"/>
-          </w:tcPr>
-          <w:p>
-            <w:r>
-              <w:t>+0.000</w:t>
-            </w:r>
-          </w:p>
-        </w:tc>
-        <w:tc>
-          <w:tcPr>
-            <w:tcW w:type="dxa" w:w="1440"/>
-          </w:tcPr>
-          <w:p>
-            <w:r>
-              <w:t>-0.022</w:t>
+            <w:tcW w:type="dxa" w:w="1080"/>
+          </w:tcPr>
+          <w:p>
+            <w:r>
+              <w:t>public</w:t>
+            </w:r>
+          </w:p>
+        </w:tc>
+        <w:tc>
+          <w:tcPr>
+            <w:tcW w:type="dxa" w:w="1080"/>
+          </w:tcPr>
+          <w:p>
+            <w:r>
+              <w:t>30</w:t>
+            </w:r>
+          </w:p>
+        </w:tc>
+        <w:tc>
+          <w:tcPr>
+            <w:tcW w:type="dxa" w:w="1080"/>
+          </w:tcPr>
+          <w:p>
+            <w:r>
+              <w:t>0.7667</w:t>
+            </w:r>
+          </w:p>
+        </w:tc>
+        <w:tc>
+          <w:tcPr>
+            <w:tcW w:type="dxa" w:w="1080"/>
+          </w:tcPr>
+          <w:p>
+            <w:r>
+              <w:t>0.7000</w:t>
+            </w:r>
+          </w:p>
+        </w:tc>
+        <w:tc>
+          <w:tcPr>
+            <w:tcW w:type="dxa" w:w="1080"/>
+          </w:tcPr>
+          <w:p>
+            <w:r>
+              <w:t>0.7000</w:t>
+            </w:r>
+          </w:p>
+        </w:tc>
+        <w:tc>
+          <w:tcPr>
+            <w:tcW w:type="dxa" w:w="1080"/>
+          </w:tcPr>
+          <w:p>
+            <w:r>
+              <w:t>0.6667</w:t>
             </w:r>
           </w:p>
         </w:tc>
@@ -1086,7 +1056,7 @@
       <w:tr>
         <w:tc>
           <w:tcPr>
-            <w:tcW w:type="dxa" w:w="1440"/>
+            <w:tcW w:type="dxa" w:w="1080"/>
           </w:tcPr>
           <w:p>
             <w:r>
@@ -1096,7 +1066,7 @@
         </w:tc>
         <w:tc>
           <w:tcPr>
-            <w:tcW w:type="dxa" w:w="1440"/>
+            <w:tcW w:type="dxa" w:w="1080"/>
           </w:tcPr>
           <w:p>
             <w:r>
@@ -1106,41 +1076,61 @@
         </w:tc>
         <w:tc>
           <w:tcPr>
-            <w:tcW w:type="dxa" w:w="1440"/>
-          </w:tcPr>
-          <w:p>
-            <w:r>
-              <w:t>0.350</w:t>
-            </w:r>
-          </w:p>
-        </w:tc>
-        <w:tc>
-          <w:tcPr>
-            <w:tcW w:type="dxa" w:w="1440"/>
-          </w:tcPr>
-          <w:p>
-            <w:r>
-              <w:t>0.300</w:t>
-            </w:r>
-          </w:p>
-        </w:tc>
-        <w:tc>
-          <w:tcPr>
-            <w:tcW w:type="dxa" w:w="1440"/>
-          </w:tcPr>
-          <w:p>
-            <w:r>
-              <w:t>-0.050</w:t>
-            </w:r>
-          </w:p>
-        </w:tc>
-        <w:tc>
-          <w:tcPr>
-            <w:tcW w:type="dxa" w:w="1440"/>
-          </w:tcPr>
-          <w:p>
-            <w:r>
-              <w:t>+0.033</w:t>
+            <w:tcW w:type="dxa" w:w="1080"/>
+          </w:tcPr>
+          <w:p>
+            <w:r>
+              <w:t>public</w:t>
+            </w:r>
+          </w:p>
+        </w:tc>
+        <w:tc>
+          <w:tcPr>
+            <w:tcW w:type="dxa" w:w="1080"/>
+          </w:tcPr>
+          <w:p>
+            <w:r>
+              <w:t>30</w:t>
+            </w:r>
+          </w:p>
+        </w:tc>
+        <w:tc>
+          <w:tcPr>
+            <w:tcW w:type="dxa" w:w="1080"/>
+          </w:tcPr>
+          <w:p>
+            <w:r>
+              <w:t>0.3667</w:t>
+            </w:r>
+          </w:p>
+        </w:tc>
+        <w:tc>
+          <w:tcPr>
+            <w:tcW w:type="dxa" w:w="1080"/>
+          </w:tcPr>
+          <w:p>
+            <w:r>
+              <w:t>0.3667</w:t>
+            </w:r>
+          </w:p>
+        </w:tc>
+        <w:tc>
+          <w:tcPr>
+            <w:tcW w:type="dxa" w:w="1080"/>
+          </w:tcPr>
+          <w:p>
+            <w:r>
+              <w:t>0.5333</w:t>
+            </w:r>
+          </w:p>
+        </w:tc>
+        <w:tc>
+          <w:tcPr>
+            <w:tcW w:type="dxa" w:w="1080"/>
+          </w:tcPr>
+          <w:p>
+            <w:r>
+              <w:t>0.5000</w:t>
             </w:r>
           </w:p>
         </w:tc>
@@ -1148,7 +1138,7 @@
       <w:tr>
         <w:tc>
           <w:tcPr>
-            <w:tcW w:type="dxa" w:w="1440"/>
+            <w:tcW w:type="dxa" w:w="1080"/>
           </w:tcPr>
           <w:p>
             <w:r>
@@ -1158,7 +1148,7 @@
         </w:tc>
         <w:tc>
           <w:tcPr>
-            <w:tcW w:type="dxa" w:w="1440"/>
+            <w:tcW w:type="dxa" w:w="1080"/>
           </w:tcPr>
           <w:p>
             <w:r>
@@ -1168,41 +1158,61 @@
         </w:tc>
         <w:tc>
           <w:tcPr>
-            <w:tcW w:type="dxa" w:w="1440"/>
-          </w:tcPr>
-          <w:p>
-            <w:r>
-              <w:t>0.722</w:t>
-            </w:r>
-          </w:p>
-        </w:tc>
-        <w:tc>
-          <w:tcPr>
-            <w:tcW w:type="dxa" w:w="1440"/>
-          </w:tcPr>
-          <w:p>
-            <w:r>
-              <w:t>1.000</w:t>
-            </w:r>
-          </w:p>
-        </w:tc>
-        <w:tc>
-          <w:tcPr>
-            <w:tcW w:type="dxa" w:w="1440"/>
-          </w:tcPr>
-          <w:p>
-            <w:r>
-              <w:t>+0.278</w:t>
-            </w:r>
-          </w:p>
-        </w:tc>
-        <w:tc>
-          <w:tcPr>
-            <w:tcW w:type="dxa" w:w="1440"/>
-          </w:tcPr>
-          <w:p>
-            <w:r>
-              <w:t>-0.004</w:t>
+            <w:tcW w:type="dxa" w:w="1080"/>
+          </w:tcPr>
+          <w:p>
+            <w:r>
+              <w:t>synthetic</w:t>
+            </w:r>
+          </w:p>
+        </w:tc>
+        <w:tc>
+          <w:tcPr>
+            <w:tcW w:type="dxa" w:w="1080"/>
+          </w:tcPr>
+          <w:p>
+            <w:r>
+              <w:t>24</w:t>
+            </w:r>
+          </w:p>
+        </w:tc>
+        <w:tc>
+          <w:tcPr>
+            <w:tcW w:type="dxa" w:w="1080"/>
+          </w:tcPr>
+          <w:p>
+            <w:r>
+              <w:t>0.9583</w:t>
+            </w:r>
+          </w:p>
+        </w:tc>
+        <w:tc>
+          <w:tcPr>
+            <w:tcW w:type="dxa" w:w="1080"/>
+          </w:tcPr>
+          <w:p>
+            <w:r>
+              <w:t>0.9583</w:t>
+            </w:r>
+          </w:p>
+        </w:tc>
+        <w:tc>
+          <w:tcPr>
+            <w:tcW w:type="dxa" w:w="1080"/>
+          </w:tcPr>
+          <w:p>
+            <w:r>
+              <w:t>0.9583</w:t>
+            </w:r>
+          </w:p>
+        </w:tc>
+        <w:tc>
+          <w:tcPr>
+            <w:tcW w:type="dxa" w:w="1080"/>
+          </w:tcPr>
+          <w:p>
+            <w:r>
+              <w:t>0.9167</w:t>
             </w:r>
           </w:p>
         </w:tc>
@@ -1210,7 +1220,7 @@
       <w:tr>
         <w:tc>
           <w:tcPr>
-            <w:tcW w:type="dxa" w:w="1440"/>
+            <w:tcW w:type="dxa" w:w="1080"/>
           </w:tcPr>
           <w:p>
             <w:r>
@@ -1220,7 +1230,7 @@
         </w:tc>
         <w:tc>
           <w:tcPr>
-            <w:tcW w:type="dxa" w:w="1440"/>
+            <w:tcW w:type="dxa" w:w="1080"/>
           </w:tcPr>
           <w:p>
             <w:r>
@@ -1230,41 +1240,61 @@
         </w:tc>
         <w:tc>
           <w:tcPr>
-            <w:tcW w:type="dxa" w:w="1440"/>
-          </w:tcPr>
-          <w:p>
-            <w:r>
-              <w:t>0.800</w:t>
-            </w:r>
-          </w:p>
-        </w:tc>
-        <w:tc>
-          <w:tcPr>
-            <w:tcW w:type="dxa" w:w="1440"/>
-          </w:tcPr>
-          <w:p>
-            <w:r>
-              <w:t>0.950</w:t>
-            </w:r>
-          </w:p>
-        </w:tc>
-        <w:tc>
-          <w:tcPr>
-            <w:tcW w:type="dxa" w:w="1440"/>
-          </w:tcPr>
-          <w:p>
-            <w:r>
-              <w:t>+0.150</w:t>
-            </w:r>
-          </w:p>
-        </w:tc>
-        <w:tc>
-          <w:tcPr>
-            <w:tcW w:type="dxa" w:w="1440"/>
-          </w:tcPr>
-          <w:p>
-            <w:r>
-              <w:t>+0.247</w:t>
+            <w:tcW w:type="dxa" w:w="1080"/>
+          </w:tcPr>
+          <w:p>
+            <w:r>
+              <w:t>public</w:t>
+            </w:r>
+          </w:p>
+        </w:tc>
+        <w:tc>
+          <w:tcPr>
+            <w:tcW w:type="dxa" w:w="1080"/>
+          </w:tcPr>
+          <w:p>
+            <w:r>
+              <w:t>30</w:t>
+            </w:r>
+          </w:p>
+        </w:tc>
+        <w:tc>
+          <w:tcPr>
+            <w:tcW w:type="dxa" w:w="1080"/>
+          </w:tcPr>
+          <w:p>
+            <w:r>
+              <w:t>0.7333</w:t>
+            </w:r>
+          </w:p>
+        </w:tc>
+        <w:tc>
+          <w:tcPr>
+            <w:tcW w:type="dxa" w:w="1080"/>
+          </w:tcPr>
+          <w:p>
+            <w:r>
+              <w:t>0.8000</w:t>
+            </w:r>
+          </w:p>
+        </w:tc>
+        <w:tc>
+          <w:tcPr>
+            <w:tcW w:type="dxa" w:w="1080"/>
+          </w:tcPr>
+          <w:p>
+            <w:r>
+              <w:t>0.9000</w:t>
+            </w:r>
+          </w:p>
+        </w:tc>
+        <w:tc>
+          <w:tcPr>
+            <w:tcW w:type="dxa" w:w="1080"/>
+          </w:tcPr>
+          <w:p>
+            <w:r>
+              <w:t>0.8667</w:t>
             </w:r>
           </w:p>
         </w:tc>
@@ -1272,7 +1302,7 @@
       <w:tr>
         <w:tc>
           <w:tcPr>
-            <w:tcW w:type="dxa" w:w="1440"/>
+            <w:tcW w:type="dxa" w:w="1080"/>
           </w:tcPr>
           <w:p>
             <w:r>
@@ -1282,7 +1312,7 @@
         </w:tc>
         <w:tc>
           <w:tcPr>
-            <w:tcW w:type="dxa" w:w="1440"/>
+            <w:tcW w:type="dxa" w:w="1080"/>
           </w:tcPr>
           <w:p>
             <w:r>
@@ -1292,41 +1322,61 @@
         </w:tc>
         <w:tc>
           <w:tcPr>
-            <w:tcW w:type="dxa" w:w="1440"/>
-          </w:tcPr>
-          <w:p>
-            <w:r>
-              <w:t>0.900</w:t>
-            </w:r>
-          </w:p>
-        </w:tc>
-        <w:tc>
-          <w:tcPr>
-            <w:tcW w:type="dxa" w:w="1440"/>
-          </w:tcPr>
-          <w:p>
-            <w:r>
-              <w:t>1.000</w:t>
-            </w:r>
-          </w:p>
-        </w:tc>
-        <w:tc>
-          <w:tcPr>
-            <w:tcW w:type="dxa" w:w="1440"/>
-          </w:tcPr>
-          <w:p>
-            <w:r>
-              <w:t>+0.100</w:t>
-            </w:r>
-          </w:p>
-        </w:tc>
-        <w:tc>
-          <w:tcPr>
-            <w:tcW w:type="dxa" w:w="1440"/>
-          </w:tcPr>
-          <w:p>
-            <w:r>
-              <w:t>-0.002</w:t>
+            <w:tcW w:type="dxa" w:w="1080"/>
+          </w:tcPr>
+          <w:p>
+            <w:r>
+              <w:t>public</w:t>
+            </w:r>
+          </w:p>
+        </w:tc>
+        <w:tc>
+          <w:tcPr>
+            <w:tcW w:type="dxa" w:w="1080"/>
+          </w:tcPr>
+          <w:p>
+            <w:r>
+              <w:t>30</w:t>
+            </w:r>
+          </w:p>
+        </w:tc>
+        <w:tc>
+          <w:tcPr>
+            <w:tcW w:type="dxa" w:w="1080"/>
+          </w:tcPr>
+          <w:p>
+            <w:r>
+              <w:t>1.0000</w:t>
+            </w:r>
+          </w:p>
+        </w:tc>
+        <w:tc>
+          <w:tcPr>
+            <w:tcW w:type="dxa" w:w="1080"/>
+          </w:tcPr>
+          <w:p>
+            <w:r>
+              <w:t>1.0000</w:t>
+            </w:r>
+          </w:p>
+        </w:tc>
+        <w:tc>
+          <w:tcPr>
+            <w:tcW w:type="dxa" w:w="1080"/>
+          </w:tcPr>
+          <w:p>
+            <w:r>
+              <w:t>1.0000</w:t>
+            </w:r>
+          </w:p>
+        </w:tc>
+        <w:tc>
+          <w:tcPr>
+            <w:tcW w:type="dxa" w:w="1080"/>
+          </w:tcPr>
+          <w:p>
+            <w:r>
+              <w:t>1.0000</w:t>
             </w:r>
           </w:p>
         </w:tc>
@@ -1334,7 +1384,7 @@
       <w:tr>
         <w:tc>
           <w:tcPr>
-            <w:tcW w:type="dxa" w:w="1440"/>
+            <w:tcW w:type="dxa" w:w="1080"/>
           </w:tcPr>
           <w:p>
             <w:r>
@@ -1344,7 +1394,7 @@
         </w:tc>
         <w:tc>
           <w:tcPr>
-            <w:tcW w:type="dxa" w:w="1440"/>
+            <w:tcW w:type="dxa" w:w="1080"/>
           </w:tcPr>
           <w:p>
             <w:r>
@@ -1354,41 +1404,61 @@
         </w:tc>
         <w:tc>
           <w:tcPr>
-            <w:tcW w:type="dxa" w:w="1440"/>
-          </w:tcPr>
-          <w:p>
-            <w:r>
-              <w:t>0.867</w:t>
-            </w:r>
-          </w:p>
-        </w:tc>
-        <w:tc>
-          <w:tcPr>
-            <w:tcW w:type="dxa" w:w="1440"/>
-          </w:tcPr>
-          <w:p>
-            <w:r>
-              <w:t>1.000</w:t>
-            </w:r>
-          </w:p>
-        </w:tc>
-        <w:tc>
-          <w:tcPr>
-            <w:tcW w:type="dxa" w:w="1440"/>
-          </w:tcPr>
-          <w:p>
-            <w:r>
-              <w:t>+0.133</w:t>
-            </w:r>
-          </w:p>
-        </w:tc>
-        <w:tc>
-          <w:tcPr>
-            <w:tcW w:type="dxa" w:w="1440"/>
-          </w:tcPr>
-          <w:p>
-            <w:r>
-              <w:t>+0.003</w:t>
+            <w:tcW w:type="dxa" w:w="1080"/>
+          </w:tcPr>
+          <w:p>
+            <w:r>
+              <w:t>synthetic</w:t>
+            </w:r>
+          </w:p>
+        </w:tc>
+        <w:tc>
+          <w:tcPr>
+            <w:tcW w:type="dxa" w:w="1080"/>
+          </w:tcPr>
+          <w:p>
+            <w:r>
+              <w:t>15</w:t>
+            </w:r>
+          </w:p>
+        </w:tc>
+        <w:tc>
+          <w:tcPr>
+            <w:tcW w:type="dxa" w:w="1080"/>
+          </w:tcPr>
+          <w:p>
+            <w:r>
+              <w:t>1.0000</w:t>
+            </w:r>
+          </w:p>
+        </w:tc>
+        <w:tc>
+          <w:tcPr>
+            <w:tcW w:type="dxa" w:w="1080"/>
+          </w:tcPr>
+          <w:p>
+            <w:r>
+              <w:t>1.0000</w:t>
+            </w:r>
+          </w:p>
+        </w:tc>
+        <w:tc>
+          <w:tcPr>
+            <w:tcW w:type="dxa" w:w="1080"/>
+          </w:tcPr>
+          <w:p>
+            <w:r>
+              <w:t>1.0000</w:t>
+            </w:r>
+          </w:p>
+        </w:tc>
+        <w:tc>
+          <w:tcPr>
+            <w:tcW w:type="dxa" w:w="1080"/>
+          </w:tcPr>
+          <w:p>
+            <w:r>
+              <w:t>1.0000</w:t>
             </w:r>
           </w:p>
         </w:tc>
@@ -1396,7 +1466,7 @@
       <w:tr>
         <w:tc>
           <w:tcPr>
-            <w:tcW w:type="dxa" w:w="1440"/>
+            <w:tcW w:type="dxa" w:w="1080"/>
           </w:tcPr>
           <w:p>
             <w:r>
@@ -1406,7 +1476,7 @@
         </w:tc>
         <w:tc>
           <w:tcPr>
-            <w:tcW w:type="dxa" w:w="1440"/>
+            <w:tcW w:type="dxa" w:w="1080"/>
           </w:tcPr>
           <w:p>
             <w:r>
@@ -1416,41 +1486,61 @@
         </w:tc>
         <w:tc>
           <w:tcPr>
-            <w:tcW w:type="dxa" w:w="1440"/>
-          </w:tcPr>
-          <w:p>
-            <w:r>
-              <w:t>0.722</w:t>
-            </w:r>
-          </w:p>
-        </w:tc>
-        <w:tc>
-          <w:tcPr>
-            <w:tcW w:type="dxa" w:w="1440"/>
-          </w:tcPr>
-          <w:p>
-            <w:r>
-              <w:t>1.000</w:t>
-            </w:r>
-          </w:p>
-        </w:tc>
-        <w:tc>
-          <w:tcPr>
-            <w:tcW w:type="dxa" w:w="1440"/>
-          </w:tcPr>
-          <w:p>
-            <w:r>
-              <w:t>+0.278</w:t>
-            </w:r>
-          </w:p>
-        </w:tc>
-        <w:tc>
-          <w:tcPr>
-            <w:tcW w:type="dxa" w:w="1440"/>
-          </w:tcPr>
-          <w:p>
-            <w:r>
-              <w:t>+0.013</w:t>
+            <w:tcW w:type="dxa" w:w="1080"/>
+          </w:tcPr>
+          <w:p>
+            <w:r>
+              <w:t>synthetic</w:t>
+            </w:r>
+          </w:p>
+        </w:tc>
+        <w:tc>
+          <w:tcPr>
+            <w:tcW w:type="dxa" w:w="1080"/>
+          </w:tcPr>
+          <w:p>
+            <w:r>
+              <w:t>24</w:t>
+            </w:r>
+          </w:p>
+        </w:tc>
+        <w:tc>
+          <w:tcPr>
+            <w:tcW w:type="dxa" w:w="1080"/>
+          </w:tcPr>
+          <w:p>
+            <w:r>
+              <w:t>0.9167</w:t>
+            </w:r>
+          </w:p>
+        </w:tc>
+        <w:tc>
+          <w:tcPr>
+            <w:tcW w:type="dxa" w:w="1080"/>
+          </w:tcPr>
+          <w:p>
+            <w:r>
+              <w:t>0.9167</w:t>
+            </w:r>
+          </w:p>
+        </w:tc>
+        <w:tc>
+          <w:tcPr>
+            <w:tcW w:type="dxa" w:w="1080"/>
+          </w:tcPr>
+          <w:p>
+            <w:r>
+              <w:t>0.9167</w:t>
+            </w:r>
+          </w:p>
+        </w:tc>
+        <w:tc>
+          <w:tcPr>
+            <w:tcW w:type="dxa" w:w="1080"/>
+          </w:tcPr>
+          <w:p>
+            <w:r>
+              <w:t>0.9583</w:t>
             </w:r>
           </w:p>
         </w:tc>
@@ -1458,7 +1548,7 @@
       <w:tr>
         <w:tc>
           <w:tcPr>
-            <w:tcW w:type="dxa" w:w="1440"/>
+            <w:tcW w:type="dxa" w:w="1080"/>
           </w:tcPr>
           <w:p>
             <w:r>
@@ -1468,7 +1558,7 @@
         </w:tc>
         <w:tc>
           <w:tcPr>
-            <w:tcW w:type="dxa" w:w="1440"/>
+            <w:tcW w:type="dxa" w:w="1080"/>
           </w:tcPr>
           <w:p>
             <w:r>
@@ -1478,41 +1568,61 @@
         </w:tc>
         <w:tc>
           <w:tcPr>
-            <w:tcW w:type="dxa" w:w="1440"/>
-          </w:tcPr>
-          <w:p>
-            <w:r>
-              <w:t>1.000</w:t>
-            </w:r>
-          </w:p>
-        </w:tc>
-        <w:tc>
-          <w:tcPr>
-            <w:tcW w:type="dxa" w:w="1440"/>
-          </w:tcPr>
-          <w:p>
-            <w:r>
-              <w:t>1.000</w:t>
-            </w:r>
-          </w:p>
-        </w:tc>
-        <w:tc>
-          <w:tcPr>
-            <w:tcW w:type="dxa" w:w="1440"/>
-          </w:tcPr>
-          <w:p>
-            <w:r>
-              <w:t>+0.000</w:t>
-            </w:r>
-          </w:p>
-        </w:tc>
-        <w:tc>
-          <w:tcPr>
-            <w:tcW w:type="dxa" w:w="1440"/>
-          </w:tcPr>
-          <w:p>
-            <w:r>
-              <w:t>+0.029</w:t>
+            <w:tcW w:type="dxa" w:w="1080"/>
+          </w:tcPr>
+          <w:p>
+            <w:r>
+              <w:t>synthetic</w:t>
+            </w:r>
+          </w:p>
+        </w:tc>
+        <w:tc>
+          <w:tcPr>
+            <w:tcW w:type="dxa" w:w="1080"/>
+          </w:tcPr>
+          <w:p>
+            <w:r>
+              <w:t>15</w:t>
+            </w:r>
+          </w:p>
+        </w:tc>
+        <w:tc>
+          <w:tcPr>
+            <w:tcW w:type="dxa" w:w="1080"/>
+          </w:tcPr>
+          <w:p>
+            <w:r>
+              <w:t>1.0000</w:t>
+            </w:r>
+          </w:p>
+        </w:tc>
+        <w:tc>
+          <w:tcPr>
+            <w:tcW w:type="dxa" w:w="1080"/>
+          </w:tcPr>
+          <w:p>
+            <w:r>
+              <w:t>1.0000</w:t>
+            </w:r>
+          </w:p>
+        </w:tc>
+        <w:tc>
+          <w:tcPr>
+            <w:tcW w:type="dxa" w:w="1080"/>
+          </w:tcPr>
+          <w:p>
+            <w:r>
+              <w:t>1.0000</w:t>
+            </w:r>
+          </w:p>
+        </w:tc>
+        <w:tc>
+          <w:tcPr>
+            <w:tcW w:type="dxa" w:w="1080"/>
+          </w:tcPr>
+          <w:p>
+            <w:r>
+              <w:t>1.0000</w:t>
             </w:r>
           </w:p>
         </w:tc>
@@ -1520,7 +1630,7 @@
       <w:tr>
         <w:tc>
           <w:tcPr>
-            <w:tcW w:type="dxa" w:w="1440"/>
+            <w:tcW w:type="dxa" w:w="1080"/>
           </w:tcPr>
           <w:p>
             <w:r>
@@ -1530,7 +1640,7 @@
         </w:tc>
         <w:tc>
           <w:tcPr>
-            <w:tcW w:type="dxa" w:w="1440"/>
+            <w:tcW w:type="dxa" w:w="1080"/>
           </w:tcPr>
           <w:p>
             <w:r>
@@ -1540,41 +1650,61 @@
         </w:tc>
         <w:tc>
           <w:tcPr>
-            <w:tcW w:type="dxa" w:w="1440"/>
-          </w:tcPr>
-          <w:p>
-            <w:r>
-              <w:t>0.611</w:t>
-            </w:r>
-          </w:p>
-        </w:tc>
-        <w:tc>
-          <w:tcPr>
-            <w:tcW w:type="dxa" w:w="1440"/>
-          </w:tcPr>
-          <w:p>
-            <w:r>
-              <w:t>1.000</w:t>
-            </w:r>
-          </w:p>
-        </w:tc>
-        <w:tc>
-          <w:tcPr>
-            <w:tcW w:type="dxa" w:w="1440"/>
-          </w:tcPr>
-          <w:p>
-            <w:r>
-              <w:t>+0.389</w:t>
-            </w:r>
-          </w:p>
-        </w:tc>
-        <w:tc>
-          <w:tcPr>
-            <w:tcW w:type="dxa" w:w="1440"/>
-          </w:tcPr>
-          <w:p>
-            <w:r>
-              <w:t>+0.034</w:t>
+            <w:tcW w:type="dxa" w:w="1080"/>
+          </w:tcPr>
+          <w:p>
+            <w:r>
+              <w:t>synthetic</w:t>
+            </w:r>
+          </w:p>
+        </w:tc>
+        <w:tc>
+          <w:tcPr>
+            <w:tcW w:type="dxa" w:w="1080"/>
+          </w:tcPr>
+          <w:p>
+            <w:r>
+              <w:t>24</w:t>
+            </w:r>
+          </w:p>
+        </w:tc>
+        <w:tc>
+          <w:tcPr>
+            <w:tcW w:type="dxa" w:w="1080"/>
+          </w:tcPr>
+          <w:p>
+            <w:r>
+              <w:t>1.0000</w:t>
+            </w:r>
+          </w:p>
+        </w:tc>
+        <w:tc>
+          <w:tcPr>
+            <w:tcW w:type="dxa" w:w="1080"/>
+          </w:tcPr>
+          <w:p>
+            <w:r>
+              <w:t>1.0000</w:t>
+            </w:r>
+          </w:p>
+        </w:tc>
+        <w:tc>
+          <w:tcPr>
+            <w:tcW w:type="dxa" w:w="1080"/>
+          </w:tcPr>
+          <w:p>
+            <w:r>
+              <w:t>1.0000</w:t>
+            </w:r>
+          </w:p>
+        </w:tc>
+        <w:tc>
+          <w:tcPr>
+            <w:tcW w:type="dxa" w:w="1080"/>
+          </w:tcPr>
+          <w:p>
+            <w:r>
+              <w:t>1.0000</w:t>
             </w:r>
           </w:p>
         </w:tc>
@@ -1582,7 +1712,7 @@
       <w:tr>
         <w:tc>
           <w:tcPr>
-            <w:tcW w:type="dxa" w:w="1440"/>
+            <w:tcW w:type="dxa" w:w="1080"/>
           </w:tcPr>
           <w:p>
             <w:r>
@@ -1592,7 +1722,7 @@
         </w:tc>
         <w:tc>
           <w:tcPr>
-            <w:tcW w:type="dxa" w:w="1440"/>
+            <w:tcW w:type="dxa" w:w="1080"/>
           </w:tcPr>
           <w:p>
             <w:r>
@@ -1602,41 +1732,61 @@
         </w:tc>
         <w:tc>
           <w:tcPr>
-            <w:tcW w:type="dxa" w:w="1440"/>
-          </w:tcPr>
-          <w:p>
-            <w:r>
-              <w:t>0.944</w:t>
-            </w:r>
-          </w:p>
-        </w:tc>
-        <w:tc>
-          <w:tcPr>
-            <w:tcW w:type="dxa" w:w="1440"/>
-          </w:tcPr>
-          <w:p>
-            <w:r>
-              <w:t>1.000</w:t>
-            </w:r>
-          </w:p>
-        </w:tc>
-        <w:tc>
-          <w:tcPr>
-            <w:tcW w:type="dxa" w:w="1440"/>
-          </w:tcPr>
-          <w:p>
-            <w:r>
-              <w:t>+0.056</w:t>
-            </w:r>
-          </w:p>
-        </w:tc>
-        <w:tc>
-          <w:tcPr>
-            <w:tcW w:type="dxa" w:w="1440"/>
-          </w:tcPr>
-          <w:p>
-            <w:r>
-              <w:t>+0.124</w:t>
+            <w:tcW w:type="dxa" w:w="1080"/>
+          </w:tcPr>
+          <w:p>
+            <w:r>
+              <w:t>synthetic</w:t>
+            </w:r>
+          </w:p>
+        </w:tc>
+        <w:tc>
+          <w:tcPr>
+            <w:tcW w:type="dxa" w:w="1080"/>
+          </w:tcPr>
+          <w:p>
+            <w:r>
+              <w:t>24</w:t>
+            </w:r>
+          </w:p>
+        </w:tc>
+        <w:tc>
+          <w:tcPr>
+            <w:tcW w:type="dxa" w:w="1080"/>
+          </w:tcPr>
+          <w:p>
+            <w:r>
+              <w:t>1.0000</w:t>
+            </w:r>
+          </w:p>
+        </w:tc>
+        <w:tc>
+          <w:tcPr>
+            <w:tcW w:type="dxa" w:w="1080"/>
+          </w:tcPr>
+          <w:p>
+            <w:r>
+              <w:t>1.0000</w:t>
+            </w:r>
+          </w:p>
+        </w:tc>
+        <w:tc>
+          <w:tcPr>
+            <w:tcW w:type="dxa" w:w="1080"/>
+          </w:tcPr>
+          <w:p>
+            <w:r>
+              <w:t>1.0000</w:t>
+            </w:r>
+          </w:p>
+        </w:tc>
+        <w:tc>
+          <w:tcPr>
+            <w:tcW w:type="dxa" w:w="1080"/>
+          </w:tcPr>
+          <w:p>
+            <w:r>
+              <w:t>1.0000</w:t>
             </w:r>
           </w:p>
         </w:tc>
@@ -1644,7 +1794,7 @@
       <w:tr>
         <w:tc>
           <w:tcPr>
-            <w:tcW w:type="dxa" w:w="1440"/>
+            <w:tcW w:type="dxa" w:w="1080"/>
           </w:tcPr>
           <w:p>
             <w:r>
@@ -1654,7 +1804,7 @@
         </w:tc>
         <w:tc>
           <w:tcPr>
-            <w:tcW w:type="dxa" w:w="1440"/>
+            <w:tcW w:type="dxa" w:w="1080"/>
           </w:tcPr>
           <w:p>
             <w:r>
@@ -1664,41 +1814,61 @@
         </w:tc>
         <w:tc>
           <w:tcPr>
-            <w:tcW w:type="dxa" w:w="1440"/>
-          </w:tcPr>
-          <w:p>
-            <w:r>
-              <w:t>0.733</w:t>
-            </w:r>
-          </w:p>
-        </w:tc>
-        <w:tc>
-          <w:tcPr>
-            <w:tcW w:type="dxa" w:w="1440"/>
-          </w:tcPr>
-          <w:p>
-            <w:r>
-              <w:t>0.933</w:t>
-            </w:r>
-          </w:p>
-        </w:tc>
-        <w:tc>
-          <w:tcPr>
-            <w:tcW w:type="dxa" w:w="1440"/>
-          </w:tcPr>
-          <w:p>
-            <w:r>
-              <w:t>+0.200</w:t>
-            </w:r>
-          </w:p>
-        </w:tc>
-        <w:tc>
-          <w:tcPr>
-            <w:tcW w:type="dxa" w:w="1440"/>
-          </w:tcPr>
-          <w:p>
-            <w:r>
-              <w:t>+0.038</w:t>
+            <w:tcW w:type="dxa" w:w="1080"/>
+          </w:tcPr>
+          <w:p>
+            <w:r>
+              <w:t>synthetic</w:t>
+            </w:r>
+          </w:p>
+        </w:tc>
+        <w:tc>
+          <w:tcPr>
+            <w:tcW w:type="dxa" w:w="1080"/>
+          </w:tcPr>
+          <w:p>
+            <w:r>
+              <w:t>15</w:t>
+            </w:r>
+          </w:p>
+        </w:tc>
+        <w:tc>
+          <w:tcPr>
+            <w:tcW w:type="dxa" w:w="1080"/>
+          </w:tcPr>
+          <w:p>
+            <w:r>
+              <w:t>0.8667</w:t>
+            </w:r>
+          </w:p>
+        </w:tc>
+        <w:tc>
+          <w:tcPr>
+            <w:tcW w:type="dxa" w:w="1080"/>
+          </w:tcPr>
+          <w:p>
+            <w:r>
+              <w:t>0.8667</w:t>
+            </w:r>
+          </w:p>
+        </w:tc>
+        <w:tc>
+          <w:tcPr>
+            <w:tcW w:type="dxa" w:w="1080"/>
+          </w:tcPr>
+          <w:p>
+            <w:r>
+              <w:t>0.8667</w:t>
+            </w:r>
+          </w:p>
+        </w:tc>
+        <w:tc>
+          <w:tcPr>
+            <w:tcW w:type="dxa" w:w="1080"/>
+          </w:tcPr>
+          <w:p>
+            <w:r>
+              <w:t>0.9333</w:t>
             </w:r>
           </w:p>
         </w:tc>
@@ -1706,7 +1876,7 @@
       <w:tr>
         <w:tc>
           <w:tcPr>
-            <w:tcW w:type="dxa" w:w="1440"/>
+            <w:tcW w:type="dxa" w:w="1080"/>
           </w:tcPr>
           <w:p>
             <w:r>
@@ -1716,7 +1886,7 @@
         </w:tc>
         <w:tc>
           <w:tcPr>
-            <w:tcW w:type="dxa" w:w="1440"/>
+            <w:tcW w:type="dxa" w:w="1080"/>
           </w:tcPr>
           <w:p>
             <w:r>
@@ -1726,41 +1896,61 @@
         </w:tc>
         <w:tc>
           <w:tcPr>
-            <w:tcW w:type="dxa" w:w="1440"/>
-          </w:tcPr>
-          <w:p>
-            <w:r>
-              <w:t>0.500</w:t>
-            </w:r>
-          </w:p>
-        </w:tc>
-        <w:tc>
-          <w:tcPr>
-            <w:tcW w:type="dxa" w:w="1440"/>
-          </w:tcPr>
-          <w:p>
-            <w:r>
-              <w:t>0.500</w:t>
-            </w:r>
-          </w:p>
-        </w:tc>
-        <w:tc>
-          <w:tcPr>
-            <w:tcW w:type="dxa" w:w="1440"/>
-          </w:tcPr>
-          <w:p>
-            <w:r>
-              <w:t>+0.000</w:t>
-            </w:r>
-          </w:p>
-        </w:tc>
-        <w:tc>
-          <w:tcPr>
-            <w:tcW w:type="dxa" w:w="1440"/>
-          </w:tcPr>
-          <w:p>
-            <w:r>
-              <w:t>+0.005</w:t>
+            <w:tcW w:type="dxa" w:w="1080"/>
+          </w:tcPr>
+          <w:p>
+            <w:r>
+              <w:t>public</w:t>
+            </w:r>
+          </w:p>
+        </w:tc>
+        <w:tc>
+          <w:tcPr>
+            <w:tcW w:type="dxa" w:w="1080"/>
+          </w:tcPr>
+          <w:p>
+            <w:r>
+              <w:t>30</w:t>
+            </w:r>
+          </w:p>
+        </w:tc>
+        <w:tc>
+          <w:tcPr>
+            <w:tcW w:type="dxa" w:w="1080"/>
+          </w:tcPr>
+          <w:p>
+            <w:r>
+              <w:t>0.6667</w:t>
+            </w:r>
+          </w:p>
+        </w:tc>
+        <w:tc>
+          <w:tcPr>
+            <w:tcW w:type="dxa" w:w="1080"/>
+          </w:tcPr>
+          <w:p>
+            <w:r>
+              <w:t>0.6333</w:t>
+            </w:r>
+          </w:p>
+        </w:tc>
+        <w:tc>
+          <w:tcPr>
+            <w:tcW w:type="dxa" w:w="1080"/>
+          </w:tcPr>
+          <w:p>
+            <w:r>
+              <w:t>0.7333</w:t>
+            </w:r>
+          </w:p>
+        </w:tc>
+        <w:tc>
+          <w:tcPr>
+            <w:tcW w:type="dxa" w:w="1080"/>
+          </w:tcPr>
+          <w:p>
+            <w:r>
+              <w:t>0.6667</w:t>
             </w:r>
           </w:p>
         </w:tc>
@@ -1768,7 +1958,7 @@
       <w:tr>
         <w:tc>
           <w:tcPr>
-            <w:tcW w:type="dxa" w:w="1440"/>
+            <w:tcW w:type="dxa" w:w="1080"/>
           </w:tcPr>
           <w:p>
             <w:r>
@@ -1778,7 +1968,7 @@
         </w:tc>
         <w:tc>
           <w:tcPr>
-            <w:tcW w:type="dxa" w:w="1440"/>
+            <w:tcW w:type="dxa" w:w="1080"/>
           </w:tcPr>
           <w:p>
             <w:r>
@@ -1788,41 +1978,61 @@
         </w:tc>
         <w:tc>
           <w:tcPr>
-            <w:tcW w:type="dxa" w:w="1440"/>
-          </w:tcPr>
-          <w:p>
-            <w:r>
-              <w:t>0.778</w:t>
-            </w:r>
-          </w:p>
-        </w:tc>
-        <w:tc>
-          <w:tcPr>
-            <w:tcW w:type="dxa" w:w="1440"/>
-          </w:tcPr>
-          <w:p>
-            <w:r>
-              <w:t>1.000</w:t>
-            </w:r>
-          </w:p>
-        </w:tc>
-        <w:tc>
-          <w:tcPr>
-            <w:tcW w:type="dxa" w:w="1440"/>
-          </w:tcPr>
-          <w:p>
-            <w:r>
-              <w:t>+0.222</w:t>
-            </w:r>
-          </w:p>
-        </w:tc>
-        <w:tc>
-          <w:tcPr>
-            <w:tcW w:type="dxa" w:w="1440"/>
-          </w:tcPr>
-          <w:p>
-            <w:r>
-              <w:t>+0.045</w:t>
+            <w:tcW w:type="dxa" w:w="1080"/>
+          </w:tcPr>
+          <w:p>
+            <w:r>
+              <w:t>synthetic</w:t>
+            </w:r>
+          </w:p>
+        </w:tc>
+        <w:tc>
+          <w:tcPr>
+            <w:tcW w:type="dxa" w:w="1080"/>
+          </w:tcPr>
+          <w:p>
+            <w:r>
+              <w:t>24</w:t>
+            </w:r>
+          </w:p>
+        </w:tc>
+        <w:tc>
+          <w:tcPr>
+            <w:tcW w:type="dxa" w:w="1080"/>
+          </w:tcPr>
+          <w:p>
+            <w:r>
+              <w:t>1.0000</w:t>
+            </w:r>
+          </w:p>
+        </w:tc>
+        <w:tc>
+          <w:tcPr>
+            <w:tcW w:type="dxa" w:w="1080"/>
+          </w:tcPr>
+          <w:p>
+            <w:r>
+              <w:t>1.0000</w:t>
+            </w:r>
+          </w:p>
+        </w:tc>
+        <w:tc>
+          <w:tcPr>
+            <w:tcW w:type="dxa" w:w="1080"/>
+          </w:tcPr>
+          <w:p>
+            <w:r>
+              <w:t>1.0000</w:t>
+            </w:r>
+          </w:p>
+        </w:tc>
+        <w:tc>
+          <w:tcPr>
+            <w:tcW w:type="dxa" w:w="1080"/>
+          </w:tcPr>
+          <w:p>
+            <w:r>
+              <w:t>1.0000</w:t>
             </w:r>
           </w:p>
         </w:tc>
@@ -1830,7 +2040,7 @@
       <w:tr>
         <w:tc>
           <w:tcPr>
-            <w:tcW w:type="dxa" w:w="1440"/>
+            <w:tcW w:type="dxa" w:w="1080"/>
           </w:tcPr>
           <w:p>
             <w:r>
@@ -1840,7 +2050,7 @@
         </w:tc>
         <w:tc>
           <w:tcPr>
-            <w:tcW w:type="dxa" w:w="1440"/>
+            <w:tcW w:type="dxa" w:w="1080"/>
           </w:tcPr>
           <w:p>
             <w:r>
@@ -1850,41 +2060,61 @@
         </w:tc>
         <w:tc>
           <w:tcPr>
-            <w:tcW w:type="dxa" w:w="1440"/>
-          </w:tcPr>
-          <w:p>
-            <w:r>
-              <w:t>0.889</w:t>
-            </w:r>
-          </w:p>
-        </w:tc>
-        <w:tc>
-          <w:tcPr>
-            <w:tcW w:type="dxa" w:w="1440"/>
-          </w:tcPr>
-          <w:p>
-            <w:r>
-              <w:t>0.944</w:t>
-            </w:r>
-          </w:p>
-        </w:tc>
-        <w:tc>
-          <w:tcPr>
-            <w:tcW w:type="dxa" w:w="1440"/>
-          </w:tcPr>
-          <w:p>
-            <w:r>
-              <w:t>+0.056</w:t>
-            </w:r>
-          </w:p>
-        </w:tc>
-        <w:tc>
-          <w:tcPr>
-            <w:tcW w:type="dxa" w:w="1440"/>
-          </w:tcPr>
-          <w:p>
-            <w:r>
-              <w:t>+0.026</w:t>
+            <w:tcW w:type="dxa" w:w="1080"/>
+          </w:tcPr>
+          <w:p>
+            <w:r>
+              <w:t>synthetic</w:t>
+            </w:r>
+          </w:p>
+        </w:tc>
+        <w:tc>
+          <w:tcPr>
+            <w:tcW w:type="dxa" w:w="1080"/>
+          </w:tcPr>
+          <w:p>
+            <w:r>
+              <w:t>24</w:t>
+            </w:r>
+          </w:p>
+        </w:tc>
+        <w:tc>
+          <w:tcPr>
+            <w:tcW w:type="dxa" w:w="1080"/>
+          </w:tcPr>
+          <w:p>
+            <w:r>
+              <w:t>1.0000</w:t>
+            </w:r>
+          </w:p>
+        </w:tc>
+        <w:tc>
+          <w:tcPr>
+            <w:tcW w:type="dxa" w:w="1080"/>
+          </w:tcPr>
+          <w:p>
+            <w:r>
+              <w:t>1.0000</w:t>
+            </w:r>
+          </w:p>
+        </w:tc>
+        <w:tc>
+          <w:tcPr>
+            <w:tcW w:type="dxa" w:w="1080"/>
+          </w:tcPr>
+          <w:p>
+            <w:r>
+              <w:t>1.0000</w:t>
+            </w:r>
+          </w:p>
+        </w:tc>
+        <w:tc>
+          <w:tcPr>
+            <w:tcW w:type="dxa" w:w="1080"/>
+          </w:tcPr>
+          <w:p>
+            <w:r>
+              <w:t>0.9583</w:t>
             </w:r>
           </w:p>
         </w:tc>
@@ -1892,7 +2122,7 @@
       <w:tr>
         <w:tc>
           <w:tcPr>
-            <w:tcW w:type="dxa" w:w="1440"/>
+            <w:tcW w:type="dxa" w:w="1080"/>
           </w:tcPr>
           <w:p>
             <w:r>
@@ -1902,7 +2132,7 @@
         </w:tc>
         <w:tc>
           <w:tcPr>
-            <w:tcW w:type="dxa" w:w="1440"/>
+            <w:tcW w:type="dxa" w:w="1080"/>
           </w:tcPr>
           <w:p>
             <w:r>
@@ -1912,41 +2142,61 @@
         </w:tc>
         <w:tc>
           <w:tcPr>
-            <w:tcW w:type="dxa" w:w="1440"/>
-          </w:tcPr>
-          <w:p>
-            <w:r>
-              <w:t>0.550</w:t>
-            </w:r>
-          </w:p>
-        </w:tc>
-        <w:tc>
-          <w:tcPr>
-            <w:tcW w:type="dxa" w:w="1440"/>
-          </w:tcPr>
-          <w:p>
-            <w:r>
-              <w:t>0.950</w:t>
-            </w:r>
-          </w:p>
-        </w:tc>
-        <w:tc>
-          <w:tcPr>
-            <w:tcW w:type="dxa" w:w="1440"/>
-          </w:tcPr>
-          <w:p>
-            <w:r>
-              <w:t>+0.400</w:t>
-            </w:r>
-          </w:p>
-        </w:tc>
-        <w:tc>
-          <w:tcPr>
-            <w:tcW w:type="dxa" w:w="1440"/>
-          </w:tcPr>
-          <w:p>
-            <w:r>
-              <w:t>+0.038</w:t>
+            <w:tcW w:type="dxa" w:w="1080"/>
+          </w:tcPr>
+          <w:p>
+            <w:r>
+              <w:t>public</w:t>
+            </w:r>
+          </w:p>
+        </w:tc>
+        <w:tc>
+          <w:tcPr>
+            <w:tcW w:type="dxa" w:w="1080"/>
+          </w:tcPr>
+          <w:p>
+            <w:r>
+              <w:t>30</w:t>
+            </w:r>
+          </w:p>
+        </w:tc>
+        <w:tc>
+          <w:tcPr>
+            <w:tcW w:type="dxa" w:w="1080"/>
+          </w:tcPr>
+          <w:p>
+            <w:r>
+              <w:t>1.0000</w:t>
+            </w:r>
+          </w:p>
+        </w:tc>
+        <w:tc>
+          <w:tcPr>
+            <w:tcW w:type="dxa" w:w="1080"/>
+          </w:tcPr>
+          <w:p>
+            <w:r>
+              <w:t>1.0000</w:t>
+            </w:r>
+          </w:p>
+        </w:tc>
+        <w:tc>
+          <w:tcPr>
+            <w:tcW w:type="dxa" w:w="1080"/>
+          </w:tcPr>
+          <w:p>
+            <w:r>
+              <w:t>1.0000</w:t>
+            </w:r>
+          </w:p>
+        </w:tc>
+        <w:tc>
+          <w:tcPr>
+            <w:tcW w:type="dxa" w:w="1080"/>
+          </w:tcPr>
+          <w:p>
+            <w:r>
+              <w:t>0.9667</w:t>
             </w:r>
           </w:p>
         </w:tc>
@@ -1954,7 +2204,7 @@
       <w:tr>
         <w:tc>
           <w:tcPr>
-            <w:tcW w:type="dxa" w:w="1440"/>
+            <w:tcW w:type="dxa" w:w="1080"/>
           </w:tcPr>
           <w:p>
             <w:r>
@@ -1964,7 +2214,7 @@
         </w:tc>
         <w:tc>
           <w:tcPr>
-            <w:tcW w:type="dxa" w:w="1440"/>
+            <w:tcW w:type="dxa" w:w="1080"/>
           </w:tcPr>
           <w:p>
             <w:r>
@@ -1974,41 +2224,61 @@
         </w:tc>
         <w:tc>
           <w:tcPr>
-            <w:tcW w:type="dxa" w:w="1440"/>
-          </w:tcPr>
-          <w:p>
-            <w:r>
-              <w:t>1.000</w:t>
-            </w:r>
-          </w:p>
-        </w:tc>
-        <w:tc>
-          <w:tcPr>
-            <w:tcW w:type="dxa" w:w="1440"/>
-          </w:tcPr>
-          <w:p>
-            <w:r>
-              <w:t>1.000</w:t>
-            </w:r>
-          </w:p>
-        </w:tc>
-        <w:tc>
-          <w:tcPr>
-            <w:tcW w:type="dxa" w:w="1440"/>
-          </w:tcPr>
-          <w:p>
-            <w:r>
-              <w:t>+0.000</w:t>
-            </w:r>
-          </w:p>
-        </w:tc>
-        <w:tc>
-          <w:tcPr>
-            <w:tcW w:type="dxa" w:w="1440"/>
-          </w:tcPr>
-          <w:p>
-            <w:r>
-              <w:t>+0.008</w:t>
+            <w:tcW w:type="dxa" w:w="1080"/>
+          </w:tcPr>
+          <w:p>
+            <w:r>
+              <w:t>synthetic</w:t>
+            </w:r>
+          </w:p>
+        </w:tc>
+        <w:tc>
+          <w:tcPr>
+            <w:tcW w:type="dxa" w:w="1080"/>
+          </w:tcPr>
+          <w:p>
+            <w:r>
+              <w:t>24</w:t>
+            </w:r>
+          </w:p>
+        </w:tc>
+        <w:tc>
+          <w:tcPr>
+            <w:tcW w:type="dxa" w:w="1080"/>
+          </w:tcPr>
+          <w:p>
+            <w:r>
+              <w:t>1.0000</w:t>
+            </w:r>
+          </w:p>
+        </w:tc>
+        <w:tc>
+          <w:tcPr>
+            <w:tcW w:type="dxa" w:w="1080"/>
+          </w:tcPr>
+          <w:p>
+            <w:r>
+              <w:t>1.0000</w:t>
+            </w:r>
+          </w:p>
+        </w:tc>
+        <w:tc>
+          <w:tcPr>
+            <w:tcW w:type="dxa" w:w="1080"/>
+          </w:tcPr>
+          <w:p>
+            <w:r>
+              <w:t>1.0000</w:t>
+            </w:r>
+          </w:p>
+        </w:tc>
+        <w:tc>
+          <w:tcPr>
+            <w:tcW w:type="dxa" w:w="1080"/>
+          </w:tcPr>
+          <w:p>
+            <w:r>
+              <w:t>1.0000</w:t>
             </w:r>
           </w:p>
         </w:tc>
@@ -2016,7 +2286,7 @@
       <w:tr>
         <w:tc>
           <w:tcPr>
-            <w:tcW w:type="dxa" w:w="1440"/>
+            <w:tcW w:type="dxa" w:w="1080"/>
           </w:tcPr>
           <w:p>
             <w:r>
@@ -2026,7 +2296,7 @@
         </w:tc>
         <w:tc>
           <w:tcPr>
-            <w:tcW w:type="dxa" w:w="1440"/>
+            <w:tcW w:type="dxa" w:w="1080"/>
           </w:tcPr>
           <w:p>
             <w:r>
@@ -2036,41 +2306,61 @@
         </w:tc>
         <w:tc>
           <w:tcPr>
-            <w:tcW w:type="dxa" w:w="1440"/>
-          </w:tcPr>
-          <w:p>
-            <w:r>
-              <w:t>0.611</w:t>
-            </w:r>
-          </w:p>
-        </w:tc>
-        <w:tc>
-          <w:tcPr>
-            <w:tcW w:type="dxa" w:w="1440"/>
-          </w:tcPr>
-          <w:p>
-            <w:r>
-              <w:t>1.000</w:t>
-            </w:r>
-          </w:p>
-        </w:tc>
-        <w:tc>
-          <w:tcPr>
-            <w:tcW w:type="dxa" w:w="1440"/>
-          </w:tcPr>
-          <w:p>
-            <w:r>
-              <w:t>+0.389</w:t>
-            </w:r>
-          </w:p>
-        </w:tc>
-        <w:tc>
-          <w:tcPr>
-            <w:tcW w:type="dxa" w:w="1440"/>
-          </w:tcPr>
-          <w:p>
-            <w:r>
-              <w:t>-0.002</w:t>
+            <w:tcW w:type="dxa" w:w="1080"/>
+          </w:tcPr>
+          <w:p>
+            <w:r>
+              <w:t>synthetic</w:t>
+            </w:r>
+          </w:p>
+        </w:tc>
+        <w:tc>
+          <w:tcPr>
+            <w:tcW w:type="dxa" w:w="1080"/>
+          </w:tcPr>
+          <w:p>
+            <w:r>
+              <w:t>24</w:t>
+            </w:r>
+          </w:p>
+        </w:tc>
+        <w:tc>
+          <w:tcPr>
+            <w:tcW w:type="dxa" w:w="1080"/>
+          </w:tcPr>
+          <w:p>
+            <w:r>
+              <w:t>1.0000</w:t>
+            </w:r>
+          </w:p>
+        </w:tc>
+        <w:tc>
+          <w:tcPr>
+            <w:tcW w:type="dxa" w:w="1080"/>
+          </w:tcPr>
+          <w:p>
+            <w:r>
+              <w:t>1.0000</w:t>
+            </w:r>
+          </w:p>
+        </w:tc>
+        <w:tc>
+          <w:tcPr>
+            <w:tcW w:type="dxa" w:w="1080"/>
+          </w:tcPr>
+          <w:p>
+            <w:r>
+              <w:t>1.0000</w:t>
+            </w:r>
+          </w:p>
+        </w:tc>
+        <w:tc>
+          <w:tcPr>
+            <w:tcW w:type="dxa" w:w="1080"/>
+          </w:tcPr>
+          <w:p>
+            <w:r>
+              <w:t>1.0000</w:t>
             </w:r>
           </w:p>
         </w:tc>
@@ -2078,7 +2368,7 @@
       <w:tr>
         <w:tc>
           <w:tcPr>
-            <w:tcW w:type="dxa" w:w="1440"/>
+            <w:tcW w:type="dxa" w:w="1080"/>
           </w:tcPr>
           <w:p>
             <w:r>
@@ -2088,7 +2378,7 @@
         </w:tc>
         <w:tc>
           <w:tcPr>
-            <w:tcW w:type="dxa" w:w="1440"/>
+            <w:tcW w:type="dxa" w:w="1080"/>
           </w:tcPr>
           <w:p>
             <w:r>
@@ -2098,41 +2388,61 @@
         </w:tc>
         <w:tc>
           <w:tcPr>
-            <w:tcW w:type="dxa" w:w="1440"/>
-          </w:tcPr>
-          <w:p>
-            <w:r>
-              <w:t>0.667</w:t>
-            </w:r>
-          </w:p>
-        </w:tc>
-        <w:tc>
-          <w:tcPr>
-            <w:tcW w:type="dxa" w:w="1440"/>
-          </w:tcPr>
-          <w:p>
-            <w:r>
-              <w:t>1.000</w:t>
-            </w:r>
-          </w:p>
-        </w:tc>
-        <w:tc>
-          <w:tcPr>
-            <w:tcW w:type="dxa" w:w="1440"/>
-          </w:tcPr>
-          <w:p>
-            <w:r>
-              <w:t>+0.333</w:t>
-            </w:r>
-          </w:p>
-        </w:tc>
-        <w:tc>
-          <w:tcPr>
-            <w:tcW w:type="dxa" w:w="1440"/>
-          </w:tcPr>
-          <w:p>
-            <w:r>
-              <w:t>+0.009</w:t>
+            <w:tcW w:type="dxa" w:w="1080"/>
+          </w:tcPr>
+          <w:p>
+            <w:r>
+              <w:t>synthetic</w:t>
+            </w:r>
+          </w:p>
+        </w:tc>
+        <w:tc>
+          <w:tcPr>
+            <w:tcW w:type="dxa" w:w="1080"/>
+          </w:tcPr>
+          <w:p>
+            <w:r>
+              <w:t>24</w:t>
+            </w:r>
+          </w:p>
+        </w:tc>
+        <w:tc>
+          <w:tcPr>
+            <w:tcW w:type="dxa" w:w="1080"/>
+          </w:tcPr>
+          <w:p>
+            <w:r>
+              <w:t>1.0000</w:t>
+            </w:r>
+          </w:p>
+        </w:tc>
+        <w:tc>
+          <w:tcPr>
+            <w:tcW w:type="dxa" w:w="1080"/>
+          </w:tcPr>
+          <w:p>
+            <w:r>
+              <w:t>1.0000</w:t>
+            </w:r>
+          </w:p>
+        </w:tc>
+        <w:tc>
+          <w:tcPr>
+            <w:tcW w:type="dxa" w:w="1080"/>
+          </w:tcPr>
+          <w:p>
+            <w:r>
+              <w:t>1.0000</w:t>
+            </w:r>
+          </w:p>
+        </w:tc>
+        <w:tc>
+          <w:tcPr>
+            <w:tcW w:type="dxa" w:w="1080"/>
+          </w:tcPr>
+          <w:p>
+            <w:r>
+              <w:t>1.0000</w:t>
             </w:r>
           </w:p>
         </w:tc>
@@ -2140,7 +2450,7 @@
       <w:tr>
         <w:tc>
           <w:tcPr>
-            <w:tcW w:type="dxa" w:w="1440"/>
+            <w:tcW w:type="dxa" w:w="1080"/>
           </w:tcPr>
           <w:p>
             <w:r>
@@ -2150,7 +2460,7 @@
         </w:tc>
         <w:tc>
           <w:tcPr>
-            <w:tcW w:type="dxa" w:w="1440"/>
+            <w:tcW w:type="dxa" w:w="1080"/>
           </w:tcPr>
           <w:p>
             <w:r>
@@ -2160,41 +2470,61 @@
         </w:tc>
         <w:tc>
           <w:tcPr>
-            <w:tcW w:type="dxa" w:w="1440"/>
-          </w:tcPr>
-          <w:p>
-            <w:r>
-              <w:t>0.400</w:t>
-            </w:r>
-          </w:p>
-        </w:tc>
-        <w:tc>
-          <w:tcPr>
-            <w:tcW w:type="dxa" w:w="1440"/>
-          </w:tcPr>
-          <w:p>
-            <w:r>
-              <w:t>0.800</w:t>
-            </w:r>
-          </w:p>
-        </w:tc>
-        <w:tc>
-          <w:tcPr>
-            <w:tcW w:type="dxa" w:w="1440"/>
-          </w:tcPr>
-          <w:p>
-            <w:r>
-              <w:t>+0.400</w:t>
-            </w:r>
-          </w:p>
-        </w:tc>
-        <w:tc>
-          <w:tcPr>
-            <w:tcW w:type="dxa" w:w="1440"/>
-          </w:tcPr>
-          <w:p>
-            <w:r>
-              <w:t>+0.139</w:t>
+            <w:tcW w:type="dxa" w:w="1080"/>
+          </w:tcPr>
+          <w:p>
+            <w:r>
+              <w:t>public</w:t>
+            </w:r>
+          </w:p>
+        </w:tc>
+        <w:tc>
+          <w:tcPr>
+            <w:tcW w:type="dxa" w:w="1080"/>
+          </w:tcPr>
+          <w:p>
+            <w:r>
+              <w:t>30</w:t>
+            </w:r>
+          </w:p>
+        </w:tc>
+        <w:tc>
+          <w:tcPr>
+            <w:tcW w:type="dxa" w:w="1080"/>
+          </w:tcPr>
+          <w:p>
+            <w:r>
+              <w:t>0.6667</w:t>
+            </w:r>
+          </w:p>
+        </w:tc>
+        <w:tc>
+          <w:tcPr>
+            <w:tcW w:type="dxa" w:w="1080"/>
+          </w:tcPr>
+          <w:p>
+            <w:r>
+              <w:t>0.5667</w:t>
+            </w:r>
+          </w:p>
+        </w:tc>
+        <w:tc>
+          <w:tcPr>
+            <w:tcW w:type="dxa" w:w="1080"/>
+          </w:tcPr>
+          <w:p>
+            <w:r>
+              <w:t>0.9333</w:t>
+            </w:r>
+          </w:p>
+        </w:tc>
+        <w:tc>
+          <w:tcPr>
+            <w:tcW w:type="dxa" w:w="1080"/>
+          </w:tcPr>
+          <w:p>
+            <w:r>
+              <w:t>0.9667</w:t>
             </w:r>
           </w:p>
         </w:tc>
@@ -2202,7 +2532,7 @@
       <w:tr>
         <w:tc>
           <w:tcPr>
-            <w:tcW w:type="dxa" w:w="1440"/>
+            <w:tcW w:type="dxa" w:w="1080"/>
           </w:tcPr>
           <w:p>
             <w:r>
@@ -2212,7 +2542,7 @@
         </w:tc>
         <w:tc>
           <w:tcPr>
-            <w:tcW w:type="dxa" w:w="1440"/>
+            <w:tcW w:type="dxa" w:w="1080"/>
           </w:tcPr>
           <w:p>
             <w:r>
@@ -2222,41 +2552,61 @@
         </w:tc>
         <w:tc>
           <w:tcPr>
-            <w:tcW w:type="dxa" w:w="1440"/>
-          </w:tcPr>
-          <w:p>
-            <w:r>
-              <w:t>0.850</w:t>
-            </w:r>
-          </w:p>
-        </w:tc>
-        <w:tc>
-          <w:tcPr>
-            <w:tcW w:type="dxa" w:w="1440"/>
-          </w:tcPr>
-          <w:p>
-            <w:r>
-              <w:t>1.000</w:t>
-            </w:r>
-          </w:p>
-        </w:tc>
-        <w:tc>
-          <w:tcPr>
-            <w:tcW w:type="dxa" w:w="1440"/>
-          </w:tcPr>
-          <w:p>
-            <w:r>
-              <w:t>+0.150</w:t>
-            </w:r>
-          </w:p>
-        </w:tc>
-        <w:tc>
-          <w:tcPr>
-            <w:tcW w:type="dxa" w:w="1440"/>
-          </w:tcPr>
-          <w:p>
-            <w:r>
-              <w:t>+0.064</w:t>
+            <w:tcW w:type="dxa" w:w="1080"/>
+          </w:tcPr>
+          <w:p>
+            <w:r>
+              <w:t>public</w:t>
+            </w:r>
+          </w:p>
+        </w:tc>
+        <w:tc>
+          <w:tcPr>
+            <w:tcW w:type="dxa" w:w="1080"/>
+          </w:tcPr>
+          <w:p>
+            <w:r>
+              <w:t>30</w:t>
+            </w:r>
+          </w:p>
+        </w:tc>
+        <w:tc>
+          <w:tcPr>
+            <w:tcW w:type="dxa" w:w="1080"/>
+          </w:tcPr>
+          <w:p>
+            <w:r>
+              <w:t>0.7000</w:t>
+            </w:r>
+          </w:p>
+        </w:tc>
+        <w:tc>
+          <w:tcPr>
+            <w:tcW w:type="dxa" w:w="1080"/>
+          </w:tcPr>
+          <w:p>
+            <w:r>
+              <w:t>0.7000</w:t>
+            </w:r>
+          </w:p>
+        </w:tc>
+        <w:tc>
+          <w:tcPr>
+            <w:tcW w:type="dxa" w:w="1080"/>
+          </w:tcPr>
+          <w:p>
+            <w:r>
+              <w:t>0.7000</w:t>
+            </w:r>
+          </w:p>
+        </w:tc>
+        <w:tc>
+          <w:tcPr>
+            <w:tcW w:type="dxa" w:w="1080"/>
+          </w:tcPr>
+          <w:p>
+            <w:r>
+              <w:t>0.9000</w:t>
             </w:r>
           </w:p>
         </w:tc>
@@ -2264,7 +2614,7 @@
       <w:tr>
         <w:tc>
           <w:tcPr>
-            <w:tcW w:type="dxa" w:w="1440"/>
+            <w:tcW w:type="dxa" w:w="1080"/>
           </w:tcPr>
           <w:p>
             <w:r>
@@ -2274,7 +2624,7 @@
         </w:tc>
         <w:tc>
           <w:tcPr>
-            <w:tcW w:type="dxa" w:w="1440"/>
+            <w:tcW w:type="dxa" w:w="1080"/>
           </w:tcPr>
           <w:p>
             <w:r>
@@ -2284,41 +2634,61 @@
         </w:tc>
         <w:tc>
           <w:tcPr>
-            <w:tcW w:type="dxa" w:w="1440"/>
-          </w:tcPr>
-          <w:p>
-            <w:r>
-              <w:t>0.700</w:t>
-            </w:r>
-          </w:p>
-        </w:tc>
-        <w:tc>
-          <w:tcPr>
-            <w:tcW w:type="dxa" w:w="1440"/>
-          </w:tcPr>
-          <w:p>
-            <w:r>
-              <w:t>0.750</w:t>
-            </w:r>
-          </w:p>
-        </w:tc>
-        <w:tc>
-          <w:tcPr>
-            <w:tcW w:type="dxa" w:w="1440"/>
-          </w:tcPr>
-          <w:p>
-            <w:r>
-              <w:t>+0.050</w:t>
-            </w:r>
-          </w:p>
-        </w:tc>
-        <w:tc>
-          <w:tcPr>
-            <w:tcW w:type="dxa" w:w="1440"/>
-          </w:tcPr>
-          <w:p>
-            <w:r>
-              <w:t>+0.029</w:t>
+            <w:tcW w:type="dxa" w:w="1080"/>
+          </w:tcPr>
+          <w:p>
+            <w:r>
+              <w:t>public</w:t>
+            </w:r>
+          </w:p>
+        </w:tc>
+        <w:tc>
+          <w:tcPr>
+            <w:tcW w:type="dxa" w:w="1080"/>
+          </w:tcPr>
+          <w:p>
+            <w:r>
+              <w:t>30</w:t>
+            </w:r>
+          </w:p>
+        </w:tc>
+        <w:tc>
+          <w:tcPr>
+            <w:tcW w:type="dxa" w:w="1080"/>
+          </w:tcPr>
+          <w:p>
+            <w:r>
+              <w:t>0.7667</w:t>
+            </w:r>
+          </w:p>
+        </w:tc>
+        <w:tc>
+          <w:tcPr>
+            <w:tcW w:type="dxa" w:w="1080"/>
+          </w:tcPr>
+          <w:p>
+            <w:r>
+              <w:t>0.7667</w:t>
+            </w:r>
+          </w:p>
+        </w:tc>
+        <w:tc>
+          <w:tcPr>
+            <w:tcW w:type="dxa" w:w="1080"/>
+          </w:tcPr>
+          <w:p>
+            <w:r>
+              <w:t>0.7000</w:t>
+            </w:r>
+          </w:p>
+        </w:tc>
+        <w:tc>
+          <w:tcPr>
+            <w:tcW w:type="dxa" w:w="1080"/>
+          </w:tcPr>
+          <w:p>
+            <w:r>
+              <w:t>0.7000</w:t>
             </w:r>
           </w:p>
         </w:tc>
@@ -2326,7 +2696,7 @@
       <w:tr>
         <w:tc>
           <w:tcPr>
-            <w:tcW w:type="dxa" w:w="1440"/>
+            <w:tcW w:type="dxa" w:w="1080"/>
           </w:tcPr>
           <w:p>
             <w:r>
@@ -2336,7 +2706,7 @@
         </w:tc>
         <w:tc>
           <w:tcPr>
-            <w:tcW w:type="dxa" w:w="1440"/>
+            <w:tcW w:type="dxa" w:w="1080"/>
           </w:tcPr>
           <w:p>
             <w:r>
@@ -2346,41 +2716,61 @@
         </w:tc>
         <w:tc>
           <w:tcPr>
-            <w:tcW w:type="dxa" w:w="1440"/>
-          </w:tcPr>
-          <w:p>
-            <w:r>
-              <w:t>0.500</w:t>
-            </w:r>
-          </w:p>
-        </w:tc>
-        <w:tc>
-          <w:tcPr>
-            <w:tcW w:type="dxa" w:w="1440"/>
-          </w:tcPr>
-          <w:p>
-            <w:r>
-              <w:t>0.500</w:t>
-            </w:r>
-          </w:p>
-        </w:tc>
-        <w:tc>
-          <w:tcPr>
-            <w:tcW w:type="dxa" w:w="1440"/>
-          </w:tcPr>
-          <w:p>
-            <w:r>
-              <w:t>+0.000</w:t>
-            </w:r>
-          </w:p>
-        </w:tc>
-        <w:tc>
-          <w:tcPr>
-            <w:tcW w:type="dxa" w:w="1440"/>
-          </w:tcPr>
-          <w:p>
-            <w:r>
-              <w:t>-0.066</w:t>
+            <w:tcW w:type="dxa" w:w="1080"/>
+          </w:tcPr>
+          <w:p>
+            <w:r>
+              <w:t>public</w:t>
+            </w:r>
+          </w:p>
+        </w:tc>
+        <w:tc>
+          <w:tcPr>
+            <w:tcW w:type="dxa" w:w="1080"/>
+          </w:tcPr>
+          <w:p>
+            <w:r>
+              <w:t>30</w:t>
+            </w:r>
+          </w:p>
+        </w:tc>
+        <w:tc>
+          <w:tcPr>
+            <w:tcW w:type="dxa" w:w="1080"/>
+          </w:tcPr>
+          <w:p>
+            <w:r>
+              <w:t>0.9000</w:t>
+            </w:r>
+          </w:p>
+        </w:tc>
+        <w:tc>
+          <w:tcPr>
+            <w:tcW w:type="dxa" w:w="1080"/>
+          </w:tcPr>
+          <w:p>
+            <w:r>
+              <w:t>0.9667</w:t>
+            </w:r>
+          </w:p>
+        </w:tc>
+        <w:tc>
+          <w:tcPr>
+            <w:tcW w:type="dxa" w:w="1080"/>
+          </w:tcPr>
+          <w:p>
+            <w:r>
+              <w:t>0.6000</w:t>
+            </w:r>
+          </w:p>
+        </w:tc>
+        <w:tc>
+          <w:tcPr>
+            <w:tcW w:type="dxa" w:w="1080"/>
+          </w:tcPr>
+          <w:p>
+            <w:r>
+              <w:t>0.6000</w:t>
             </w:r>
           </w:p>
         </w:tc>
@@ -2388,7 +2778,7 @@
       <w:tr>
         <w:tc>
           <w:tcPr>
-            <w:tcW w:type="dxa" w:w="1440"/>
+            <w:tcW w:type="dxa" w:w="1080"/>
           </w:tcPr>
           <w:p>
             <w:r>
@@ -2398,7 +2788,7 @@
         </w:tc>
         <w:tc>
           <w:tcPr>
-            <w:tcW w:type="dxa" w:w="1440"/>
+            <w:tcW w:type="dxa" w:w="1080"/>
           </w:tcPr>
           <w:p>
             <w:r>
@@ -2408,41 +2798,61 @@
         </w:tc>
         <w:tc>
           <w:tcPr>
-            <w:tcW w:type="dxa" w:w="1440"/>
-          </w:tcPr>
-          <w:p>
-            <w:r>
-              <w:t>0.500</w:t>
-            </w:r>
-          </w:p>
-        </w:tc>
-        <w:tc>
-          <w:tcPr>
-            <w:tcW w:type="dxa" w:w="1440"/>
-          </w:tcPr>
-          <w:p>
-            <w:r>
-              <w:t>0.500</w:t>
-            </w:r>
-          </w:p>
-        </w:tc>
-        <w:tc>
-          <w:tcPr>
-            <w:tcW w:type="dxa" w:w="1440"/>
-          </w:tcPr>
-          <w:p>
-            <w:r>
-              <w:t>+0.000</w:t>
-            </w:r>
-          </w:p>
-        </w:tc>
-        <w:tc>
-          <w:tcPr>
-            <w:tcW w:type="dxa" w:w="1440"/>
-          </w:tcPr>
-          <w:p>
-            <w:r>
-              <w:t>+0.023</w:t>
+            <w:tcW w:type="dxa" w:w="1080"/>
+          </w:tcPr>
+          <w:p>
+            <w:r>
+              <w:t>public</w:t>
+            </w:r>
+          </w:p>
+        </w:tc>
+        <w:tc>
+          <w:tcPr>
+            <w:tcW w:type="dxa" w:w="1080"/>
+          </w:tcPr>
+          <w:p>
+            <w:r>
+              <w:t>30</w:t>
+            </w:r>
+          </w:p>
+        </w:tc>
+        <w:tc>
+          <w:tcPr>
+            <w:tcW w:type="dxa" w:w="1080"/>
+          </w:tcPr>
+          <w:p>
+            <w:r>
+              <w:t>0.5667</w:t>
+            </w:r>
+          </w:p>
+        </w:tc>
+        <w:tc>
+          <w:tcPr>
+            <w:tcW w:type="dxa" w:w="1080"/>
+          </w:tcPr>
+          <w:p>
+            <w:r>
+              <w:t>0.5667</w:t>
+            </w:r>
+          </w:p>
+        </w:tc>
+        <w:tc>
+          <w:tcPr>
+            <w:tcW w:type="dxa" w:w="1080"/>
+          </w:tcPr>
+          <w:p>
+            <w:r>
+              <w:t>0.5333</w:t>
+            </w:r>
+          </w:p>
+        </w:tc>
+        <w:tc>
+          <w:tcPr>
+            <w:tcW w:type="dxa" w:w="1080"/>
+          </w:tcPr>
+          <w:p>
+            <w:r>
+              <w:t>0.5667</w:t>
             </w:r>
           </w:p>
         </w:tc>
@@ -2450,7 +2860,7 @@
       <w:tr>
         <w:tc>
           <w:tcPr>
-            <w:tcW w:type="dxa" w:w="1440"/>
+            <w:tcW w:type="dxa" w:w="1080"/>
           </w:tcPr>
           <w:p>
             <w:r>
@@ -2460,7 +2870,7 @@
         </w:tc>
         <w:tc>
           <w:tcPr>
-            <w:tcW w:type="dxa" w:w="1440"/>
+            <w:tcW w:type="dxa" w:w="1080"/>
           </w:tcPr>
           <w:p>
             <w:r>
@@ -2470,41 +2880,61 @@
         </w:tc>
         <w:tc>
           <w:tcPr>
-            <w:tcW w:type="dxa" w:w="1440"/>
-          </w:tcPr>
-          <w:p>
-            <w:r>
-              <w:t>0.944</w:t>
-            </w:r>
-          </w:p>
-        </w:tc>
-        <w:tc>
-          <w:tcPr>
-            <w:tcW w:type="dxa" w:w="1440"/>
-          </w:tcPr>
-          <w:p>
-            <w:r>
-              <w:t>1.000</w:t>
-            </w:r>
-          </w:p>
-        </w:tc>
-        <w:tc>
-          <w:tcPr>
-            <w:tcW w:type="dxa" w:w="1440"/>
-          </w:tcPr>
-          <w:p>
-            <w:r>
-              <w:t>+0.056</w:t>
-            </w:r>
-          </w:p>
-        </w:tc>
-        <w:tc>
-          <w:tcPr>
-            <w:tcW w:type="dxa" w:w="1440"/>
-          </w:tcPr>
-          <w:p>
-            <w:r>
-              <w:t>+0.026</w:t>
+            <w:tcW w:type="dxa" w:w="1080"/>
+          </w:tcPr>
+          <w:p>
+            <w:r>
+              <w:t>synthetic</w:t>
+            </w:r>
+          </w:p>
+        </w:tc>
+        <w:tc>
+          <w:tcPr>
+            <w:tcW w:type="dxa" w:w="1080"/>
+          </w:tcPr>
+          <w:p>
+            <w:r>
+              <w:t>24</w:t>
+            </w:r>
+          </w:p>
+        </w:tc>
+        <w:tc>
+          <w:tcPr>
+            <w:tcW w:type="dxa" w:w="1080"/>
+          </w:tcPr>
+          <w:p>
+            <w:r>
+              <w:t>1.0000</w:t>
+            </w:r>
+          </w:p>
+        </w:tc>
+        <w:tc>
+          <w:tcPr>
+            <w:tcW w:type="dxa" w:w="1080"/>
+          </w:tcPr>
+          <w:p>
+            <w:r>
+              <w:t>1.0000</w:t>
+            </w:r>
+          </w:p>
+        </w:tc>
+        <w:tc>
+          <w:tcPr>
+            <w:tcW w:type="dxa" w:w="1080"/>
+          </w:tcPr>
+          <w:p>
+            <w:r>
+              <w:t>1.0000</w:t>
+            </w:r>
+          </w:p>
+        </w:tc>
+        <w:tc>
+          <w:tcPr>
+            <w:tcW w:type="dxa" w:w="1080"/>
+          </w:tcPr>
+          <w:p>
+            <w:r>
+              <w:t>1.0000</w:t>
             </w:r>
           </w:p>
         </w:tc>
@@ -2512,7 +2942,7 @@
       <w:tr>
         <w:tc>
           <w:tcPr>
-            <w:tcW w:type="dxa" w:w="1440"/>
+            <w:tcW w:type="dxa" w:w="1080"/>
           </w:tcPr>
           <w:p>
             <w:r>
@@ -2522,7 +2952,7 @@
         </w:tc>
         <w:tc>
           <w:tcPr>
-            <w:tcW w:type="dxa" w:w="1440"/>
+            <w:tcW w:type="dxa" w:w="1080"/>
           </w:tcPr>
           <w:p>
             <w:r>
@@ -2532,41 +2962,61 @@
         </w:tc>
         <w:tc>
           <w:tcPr>
-            <w:tcW w:type="dxa" w:w="1440"/>
-          </w:tcPr>
-          <w:p>
-            <w:r>
-              <w:t>0.500</w:t>
-            </w:r>
-          </w:p>
-        </w:tc>
-        <w:tc>
-          <w:tcPr>
-            <w:tcW w:type="dxa" w:w="1440"/>
-          </w:tcPr>
-          <w:p>
-            <w:r>
-              <w:t>0.500</w:t>
-            </w:r>
-          </w:p>
-        </w:tc>
-        <w:tc>
-          <w:tcPr>
-            <w:tcW w:type="dxa" w:w="1440"/>
-          </w:tcPr>
-          <w:p>
-            <w:r>
-              <w:t>+0.000</w:t>
-            </w:r>
-          </w:p>
-        </w:tc>
-        <w:tc>
-          <w:tcPr>
-            <w:tcW w:type="dxa" w:w="1440"/>
-          </w:tcPr>
-          <w:p>
-            <w:r>
-              <w:t>+0.009</w:t>
+            <w:tcW w:type="dxa" w:w="1080"/>
+          </w:tcPr>
+          <w:p>
+            <w:r>
+              <w:t>public</w:t>
+            </w:r>
+          </w:p>
+        </w:tc>
+        <w:tc>
+          <w:tcPr>
+            <w:tcW w:type="dxa" w:w="1080"/>
+          </w:tcPr>
+          <w:p>
+            <w:r>
+              <w:t>30</w:t>
+            </w:r>
+          </w:p>
+        </w:tc>
+        <w:tc>
+          <w:tcPr>
+            <w:tcW w:type="dxa" w:w="1080"/>
+          </w:tcPr>
+          <w:p>
+            <w:r>
+              <w:t>0.7333</w:t>
+            </w:r>
+          </w:p>
+        </w:tc>
+        <w:tc>
+          <w:tcPr>
+            <w:tcW w:type="dxa" w:w="1080"/>
+          </w:tcPr>
+          <w:p>
+            <w:r>
+              <w:t>0.9667</w:t>
+            </w:r>
+          </w:p>
+        </w:tc>
+        <w:tc>
+          <w:tcPr>
+            <w:tcW w:type="dxa" w:w="1080"/>
+          </w:tcPr>
+          <w:p>
+            <w:r>
+              <w:t>0.9333</w:t>
+            </w:r>
+          </w:p>
+        </w:tc>
+        <w:tc>
+          <w:tcPr>
+            <w:tcW w:type="dxa" w:w="1080"/>
+          </w:tcPr>
+          <w:p>
+            <w:r>
+              <w:t>0.8667</w:t>
             </w:r>
           </w:p>
         </w:tc>
@@ -2574,7 +3024,7 @@
       <w:tr>
         <w:tc>
           <w:tcPr>
-            <w:tcW w:type="dxa" w:w="1440"/>
+            <w:tcW w:type="dxa" w:w="1080"/>
           </w:tcPr>
           <w:p>
             <w:r>
@@ -2584,7 +3034,7 @@
         </w:tc>
         <w:tc>
           <w:tcPr>
-            <w:tcW w:type="dxa" w:w="1440"/>
+            <w:tcW w:type="dxa" w:w="1080"/>
           </w:tcPr>
           <w:p>
             <w:r>
@@ -2594,41 +3044,61 @@
         </w:tc>
         <w:tc>
           <w:tcPr>
-            <w:tcW w:type="dxa" w:w="1440"/>
-          </w:tcPr>
-          <w:p>
-            <w:r>
-              <w:t>0.667</w:t>
-            </w:r>
-          </w:p>
-        </w:tc>
-        <w:tc>
-          <w:tcPr>
-            <w:tcW w:type="dxa" w:w="1440"/>
-          </w:tcPr>
-          <w:p>
-            <w:r>
-              <w:t>0.944</w:t>
-            </w:r>
-          </w:p>
-        </w:tc>
-        <w:tc>
-          <w:tcPr>
-            <w:tcW w:type="dxa" w:w="1440"/>
-          </w:tcPr>
-          <w:p>
-            <w:r>
-              <w:t>+0.278</w:t>
-            </w:r>
-          </w:p>
-        </w:tc>
-        <w:tc>
-          <w:tcPr>
-            <w:tcW w:type="dxa" w:w="1440"/>
-          </w:tcPr>
-          <w:p>
-            <w:r>
-              <w:t>+0.006</w:t>
+            <w:tcW w:type="dxa" w:w="1080"/>
+          </w:tcPr>
+          <w:p>
+            <w:r>
+              <w:t>synthetic</w:t>
+            </w:r>
+          </w:p>
+        </w:tc>
+        <w:tc>
+          <w:tcPr>
+            <w:tcW w:type="dxa" w:w="1080"/>
+          </w:tcPr>
+          <w:p>
+            <w:r>
+              <w:t>24</w:t>
+            </w:r>
+          </w:p>
+        </w:tc>
+        <w:tc>
+          <w:tcPr>
+            <w:tcW w:type="dxa" w:w="1080"/>
+          </w:tcPr>
+          <w:p>
+            <w:r>
+              <w:t>0.9583</w:t>
+            </w:r>
+          </w:p>
+        </w:tc>
+        <w:tc>
+          <w:tcPr>
+            <w:tcW w:type="dxa" w:w="1080"/>
+          </w:tcPr>
+          <w:p>
+            <w:r>
+              <w:t>0.9583</w:t>
+            </w:r>
+          </w:p>
+        </w:tc>
+        <w:tc>
+          <w:tcPr>
+            <w:tcW w:type="dxa" w:w="1080"/>
+          </w:tcPr>
+          <w:p>
+            <w:r>
+              <w:t>0.9583</w:t>
+            </w:r>
+          </w:p>
+        </w:tc>
+        <w:tc>
+          <w:tcPr>
+            <w:tcW w:type="dxa" w:w="1080"/>
+          </w:tcPr>
+          <w:p>
+            <w:r>
+              <w:t>1.0000</w:t>
             </w:r>
           </w:p>
         </w:tc>
@@ -2636,7 +3106,7 @@
       <w:tr>
         <w:tc>
           <w:tcPr>
-            <w:tcW w:type="dxa" w:w="1440"/>
+            <w:tcW w:type="dxa" w:w="1080"/>
           </w:tcPr>
           <w:p>
             <w:r>
@@ -2646,7 +3116,7 @@
         </w:tc>
         <w:tc>
           <w:tcPr>
-            <w:tcW w:type="dxa" w:w="1440"/>
+            <w:tcW w:type="dxa" w:w="1080"/>
           </w:tcPr>
           <w:p>
             <w:r>
@@ -2656,41 +3126,61 @@
         </w:tc>
         <w:tc>
           <w:tcPr>
-            <w:tcW w:type="dxa" w:w="1440"/>
-          </w:tcPr>
-          <w:p>
-            <w:r>
-              <w:t>0.450</w:t>
-            </w:r>
-          </w:p>
-        </w:tc>
-        <w:tc>
-          <w:tcPr>
-            <w:tcW w:type="dxa" w:w="1440"/>
-          </w:tcPr>
-          <w:p>
-            <w:r>
-              <w:t>0.500</w:t>
-            </w:r>
-          </w:p>
-        </w:tc>
-        <w:tc>
-          <w:tcPr>
-            <w:tcW w:type="dxa" w:w="1440"/>
-          </w:tcPr>
-          <w:p>
-            <w:r>
-              <w:t>+0.050</w:t>
-            </w:r>
-          </w:p>
-        </w:tc>
-        <w:tc>
-          <w:tcPr>
-            <w:tcW w:type="dxa" w:w="1440"/>
-          </w:tcPr>
-          <w:p>
-            <w:r>
-              <w:t>+0.100</w:t>
+            <w:tcW w:type="dxa" w:w="1080"/>
+          </w:tcPr>
+          <w:p>
+            <w:r>
+              <w:t>public</w:t>
+            </w:r>
+          </w:p>
+        </w:tc>
+        <w:tc>
+          <w:tcPr>
+            <w:tcW w:type="dxa" w:w="1080"/>
+          </w:tcPr>
+          <w:p>
+            <w:r>
+              <w:t>30</w:t>
+            </w:r>
+          </w:p>
+        </w:tc>
+        <w:tc>
+          <w:tcPr>
+            <w:tcW w:type="dxa" w:w="1080"/>
+          </w:tcPr>
+          <w:p>
+            <w:r>
+              <w:t>0.4333</w:t>
+            </w:r>
+          </w:p>
+        </w:tc>
+        <w:tc>
+          <w:tcPr>
+            <w:tcW w:type="dxa" w:w="1080"/>
+          </w:tcPr>
+          <w:p>
+            <w:r>
+              <w:t>0.5667</w:t>
+            </w:r>
+          </w:p>
+        </w:tc>
+        <w:tc>
+          <w:tcPr>
+            <w:tcW w:type="dxa" w:w="1080"/>
+          </w:tcPr>
+          <w:p>
+            <w:r>
+              <w:t>0.4333</w:t>
+            </w:r>
+          </w:p>
+        </w:tc>
+        <w:tc>
+          <w:tcPr>
+            <w:tcW w:type="dxa" w:w="1080"/>
+          </w:tcPr>
+          <w:p>
+            <w:r>
+              <w:t>0.4333</w:t>
             </w:r>
           </w:p>
         </w:tc>
@@ -2698,7 +3188,7 @@
       <w:tr>
         <w:tc>
           <w:tcPr>
-            <w:tcW w:type="dxa" w:w="1440"/>
+            <w:tcW w:type="dxa" w:w="1080"/>
           </w:tcPr>
           <w:p>
             <w:r>
@@ -2708,7 +3198,7 @@
         </w:tc>
         <w:tc>
           <w:tcPr>
-            <w:tcW w:type="dxa" w:w="1440"/>
+            <w:tcW w:type="dxa" w:w="1080"/>
           </w:tcPr>
           <w:p>
             <w:r>
@@ -2718,41 +3208,61 @@
         </w:tc>
         <w:tc>
           <w:tcPr>
-            <w:tcW w:type="dxa" w:w="1440"/>
-          </w:tcPr>
-          <w:p>
-            <w:r>
-              <w:t>0.444</w:t>
-            </w:r>
-          </w:p>
-        </w:tc>
-        <w:tc>
-          <w:tcPr>
-            <w:tcW w:type="dxa" w:w="1440"/>
-          </w:tcPr>
-          <w:p>
-            <w:r>
-              <w:t>1.000</w:t>
-            </w:r>
-          </w:p>
-        </w:tc>
-        <w:tc>
-          <w:tcPr>
-            <w:tcW w:type="dxa" w:w="1440"/>
-          </w:tcPr>
-          <w:p>
-            <w:r>
-              <w:t>+0.556</w:t>
-            </w:r>
-          </w:p>
-        </w:tc>
-        <w:tc>
-          <w:tcPr>
-            <w:tcW w:type="dxa" w:w="1440"/>
-          </w:tcPr>
-          <w:p>
-            <w:r>
-              <w:t>+0.025</w:t>
+            <w:tcW w:type="dxa" w:w="1080"/>
+          </w:tcPr>
+          <w:p>
+            <w:r>
+              <w:t>synthetic</w:t>
+            </w:r>
+          </w:p>
+        </w:tc>
+        <w:tc>
+          <w:tcPr>
+            <w:tcW w:type="dxa" w:w="1080"/>
+          </w:tcPr>
+          <w:p>
+            <w:r>
+              <w:t>24</w:t>
+            </w:r>
+          </w:p>
+        </w:tc>
+        <w:tc>
+          <w:tcPr>
+            <w:tcW w:type="dxa" w:w="1080"/>
+          </w:tcPr>
+          <w:p>
+            <w:r>
+              <w:t>0.9583</w:t>
+            </w:r>
+          </w:p>
+        </w:tc>
+        <w:tc>
+          <w:tcPr>
+            <w:tcW w:type="dxa" w:w="1080"/>
+          </w:tcPr>
+          <w:p>
+            <w:r>
+              <w:t>0.9583</w:t>
+            </w:r>
+          </w:p>
+        </w:tc>
+        <w:tc>
+          <w:tcPr>
+            <w:tcW w:type="dxa" w:w="1080"/>
+          </w:tcPr>
+          <w:p>
+            <w:r>
+              <w:t>0.9583</w:t>
+            </w:r>
+          </w:p>
+        </w:tc>
+        <w:tc>
+          <w:tcPr>
+            <w:tcW w:type="dxa" w:w="1080"/>
+          </w:tcPr>
+          <w:p>
+            <w:r>
+              <w:t>1.0000</w:t>
             </w:r>
           </w:p>
         </w:tc>
@@ -2760,7 +3270,7 @@
       <w:tr>
         <w:tc>
           <w:tcPr>
-            <w:tcW w:type="dxa" w:w="1440"/>
+            <w:tcW w:type="dxa" w:w="1080"/>
           </w:tcPr>
           <w:p>
             <w:r>
@@ -2770,7 +3280,7 @@
         </w:tc>
         <w:tc>
           <w:tcPr>
-            <w:tcW w:type="dxa" w:w="1440"/>
+            <w:tcW w:type="dxa" w:w="1080"/>
           </w:tcPr>
           <w:p>
             <w:r>
@@ -2780,41 +3290,61 @@
         </w:tc>
         <w:tc>
           <w:tcPr>
-            <w:tcW w:type="dxa" w:w="1440"/>
-          </w:tcPr>
-          <w:p>
-            <w:r>
-              <w:t>0.944</w:t>
-            </w:r>
-          </w:p>
-        </w:tc>
-        <w:tc>
-          <w:tcPr>
-            <w:tcW w:type="dxa" w:w="1440"/>
-          </w:tcPr>
-          <w:p>
-            <w:r>
-              <w:t>1.000</w:t>
-            </w:r>
-          </w:p>
-        </w:tc>
-        <w:tc>
-          <w:tcPr>
-            <w:tcW w:type="dxa" w:w="1440"/>
-          </w:tcPr>
-          <w:p>
-            <w:r>
-              <w:t>+0.056</w:t>
-            </w:r>
-          </w:p>
-        </w:tc>
-        <w:tc>
-          <w:tcPr>
-            <w:tcW w:type="dxa" w:w="1440"/>
-          </w:tcPr>
-          <w:p>
-            <w:r>
-              <w:t>+0.010</w:t>
+            <w:tcW w:type="dxa" w:w="1080"/>
+          </w:tcPr>
+          <w:p>
+            <w:r>
+              <w:t>synthetic</w:t>
+            </w:r>
+          </w:p>
+        </w:tc>
+        <w:tc>
+          <w:tcPr>
+            <w:tcW w:type="dxa" w:w="1080"/>
+          </w:tcPr>
+          <w:p>
+            <w:r>
+              <w:t>24</w:t>
+            </w:r>
+          </w:p>
+        </w:tc>
+        <w:tc>
+          <w:tcPr>
+            <w:tcW w:type="dxa" w:w="1080"/>
+          </w:tcPr>
+          <w:p>
+            <w:r>
+              <w:t>0.9583</w:t>
+            </w:r>
+          </w:p>
+        </w:tc>
+        <w:tc>
+          <w:tcPr>
+            <w:tcW w:type="dxa" w:w="1080"/>
+          </w:tcPr>
+          <w:p>
+            <w:r>
+              <w:t>0.9583</w:t>
+            </w:r>
+          </w:p>
+        </w:tc>
+        <w:tc>
+          <w:tcPr>
+            <w:tcW w:type="dxa" w:w="1080"/>
+          </w:tcPr>
+          <w:p>
+            <w:r>
+              <w:t>0.9583</w:t>
+            </w:r>
+          </w:p>
+        </w:tc>
+        <w:tc>
+          <w:tcPr>
+            <w:tcW w:type="dxa" w:w="1080"/>
+          </w:tcPr>
+          <w:p>
+            <w:r>
+              <w:t>0.9583</w:t>
             </w:r>
           </w:p>
         </w:tc>
@@ -2822,7 +3352,7 @@
       <w:tr>
         <w:tc>
           <w:tcPr>
-            <w:tcW w:type="dxa" w:w="1440"/>
+            <w:tcW w:type="dxa" w:w="1080"/>
           </w:tcPr>
           <w:p>
             <w:r>
@@ -2832,7 +3362,7 @@
         </w:tc>
         <w:tc>
           <w:tcPr>
-            <w:tcW w:type="dxa" w:w="1440"/>
+            <w:tcW w:type="dxa" w:w="1080"/>
           </w:tcPr>
           <w:p>
             <w:r>
@@ -2842,41 +3372,61 @@
         </w:tc>
         <w:tc>
           <w:tcPr>
-            <w:tcW w:type="dxa" w:w="1440"/>
-          </w:tcPr>
-          <w:p>
-            <w:r>
-              <w:t>0.350</w:t>
-            </w:r>
-          </w:p>
-        </w:tc>
-        <w:tc>
-          <w:tcPr>
-            <w:tcW w:type="dxa" w:w="1440"/>
-          </w:tcPr>
-          <w:p>
-            <w:r>
-              <w:t>0.800</w:t>
-            </w:r>
-          </w:p>
-        </w:tc>
-        <w:tc>
-          <w:tcPr>
-            <w:tcW w:type="dxa" w:w="1440"/>
-          </w:tcPr>
-          <w:p>
-            <w:r>
-              <w:t>+0.450</w:t>
-            </w:r>
-          </w:p>
-        </w:tc>
-        <w:tc>
-          <w:tcPr>
-            <w:tcW w:type="dxa" w:w="1440"/>
-          </w:tcPr>
-          <w:p>
-            <w:r>
-              <w:t>+0.137</w:t>
+            <w:tcW w:type="dxa" w:w="1080"/>
+          </w:tcPr>
+          <w:p>
+            <w:r>
+              <w:t>public</w:t>
+            </w:r>
+          </w:p>
+        </w:tc>
+        <w:tc>
+          <w:tcPr>
+            <w:tcW w:type="dxa" w:w="1080"/>
+          </w:tcPr>
+          <w:p>
+            <w:r>
+              <w:t>30</w:t>
+            </w:r>
+          </w:p>
+        </w:tc>
+        <w:tc>
+          <w:tcPr>
+            <w:tcW w:type="dxa" w:w="1080"/>
+          </w:tcPr>
+          <w:p>
+            <w:r>
+              <w:t>0.5333</w:t>
+            </w:r>
+          </w:p>
+        </w:tc>
+        <w:tc>
+          <w:tcPr>
+            <w:tcW w:type="dxa" w:w="1080"/>
+          </w:tcPr>
+          <w:p>
+            <w:r>
+              <w:t>0.7000</w:t>
+            </w:r>
+          </w:p>
+        </w:tc>
+        <w:tc>
+          <w:tcPr>
+            <w:tcW w:type="dxa" w:w="1080"/>
+          </w:tcPr>
+          <w:p>
+            <w:r>
+              <w:t>0.5333</w:t>
+            </w:r>
+          </w:p>
+        </w:tc>
+        <w:tc>
+          <w:tcPr>
+            <w:tcW w:type="dxa" w:w="1080"/>
+          </w:tcPr>
+          <w:p>
+            <w:r>
+              <w:t>0.5333</w:t>
             </w:r>
           </w:p>
         </w:tc>
@@ -2897,12 +3447,12 @@
     </w:p>
     <w:p>
       <w:r>
-        <w:t>[2] Khattab, O., et al. (2023). DSPy: Compiling Declarative Language Model Calls into Self-Improving Pipelines. arXiv:2310.03714.</w:t>
+        <w:t>[2] Khattab, O., et al. (2023). DSPy: Compiling Declarative LM Calls into Self-Improving Pipelines. arXiv:2310.03714.</w:t>
       </w:r>
     </w:p>
     <w:p>
       <w:r>
-        <w:t>[3] Opsahl-Ong, K., et al. (2024). Optimizing Instructions and Demonstrations for Multi-Stage Language Model Programs (MIPROv2). arXiv:2406.11695.</w:t>
+        <w:t>[3] Opsahl-Ong, K., et al. (2024). Optimizing Instructions and Demonstrations for Multi-Stage LM Programs (MIPROv2). arXiv:2406.11695.</w:t>
       </w:r>
     </w:p>
     <w:p>
@@ -2917,7 +3467,7 @@
     </w:p>
     <w:p>
       <w:r>
-        <w:t>[6] Yuksekgonul, M., et al. (2024). TextGrad: Automatic "Differentiation" via Text. arXiv:2406.07496.</w:t>
+        <w:t>[6] Yuksekgonul, M., et al. (2024). TextGrad: Automatic Differentiation via Text. arXiv:2406.07496.</w:t>
       </w:r>
     </w:p>
     <w:p>
@@ -2937,7 +3487,7 @@
     </w:p>
     <w:p>
       <w:r>
-        <w:t>[10] Jia, A. S., Huang, D., Vytla, N., Choudhury, N., Sen, S., Mitchell, J. C., Datta, A. (2025). GPA: A Goal-Plan-Action Framework for Evaluating Agentic Systems. Stanford University.</w:t>
+        <w:t>[10] Jia, A. S., et al. (2025). What Is Your Agent's GPA? A Framework for Evaluating Agent Goal-Plan-Action Alignment. arXiv:2510.08847.</w:t>
       </w:r>
     </w:p>
     <w:p>

--- a/paper/TEI-Bench.docx
+++ b/paper/TEI-Bench.docx
@@ -7,7 +7,7 @@
         <w:pStyle w:val="Title"/>
       </w:pPr>
       <w:r>
-        <w:t>When Prompt Optimization Doesn't: A Controlled, Ablated, Held-Out Evaluation of Evaluation-Guided Prompt Optimization Across 31 Tasks (TEI-Bench)</w:t>
+        <w:t>Does Evaluation-Guided Prompt Optimization Beat a Fair Baseline? A Confound-Controlled, Ablated Study of the Target-Evaluate-Improve Loop on 31 Single-Turn Classification Tasks (TEI-Bench)</w:t>
       </w:r>
     </w:p>
     <w:p>
@@ -36,7 +36,7 @@
     </w:p>
     <w:p>
       <w:r>
-        <w:t>Evaluation-guided prompt optimization is widely reported to improve LLM systems, but the evidence often relies on in-sample evaluation, single tasks, same-family judges, and no comparison against undirected prompt search. We build TEI-Bench, a controlled, ablated, held-out protocol, and use it to evaluate one popular instantiation -- a GPA-inspired evaluator feeding a GEPA-style reflective Pareto optimizer (the composition we call TEI) -- across 31 single-turn tasks. The central finding is cautionary. Under a naive label scorer, a pilot showed a large gain (+0.175 accuracy). After we remove the output-format confound with a universal 'FINAL:' answer contract applied identically to every condition, and add a four-arm ablation (baseline, undirected random prompt search, objective-only reflection, full TEI), the gain collapses. Held-out arm means are nearly tied: baseline 0.852, random 0.867, objective-only 0.865, TEI 0.867. TEI does NOT significantly beat the baseline (delta=+0.015, p=0.406, d_z=0.15), is statistically indistinguishable from random prompt search (delta=+0.000, p=1.000), and shows no benefit from the GPA signal over objective-only reflection (delta=+0.002, p=0.806). Only a small, marginal gain appears on the headroom subset (delta=+0.067, p=0.073). We conclude that for single-turn classification with a competent baseline, the marginal value of evaluation-guided prompt optimization is unproven and easily overstated by naive scoring. Plan pre-registered (prereg-v2) before the run; all code, data, traces, and optimized prompts are released.</w:t>
+        <w:t>Evaluation-guided prompt optimization is widely reported to improve LLM systems, but the evidence often relies on in-sample evaluation, single tasks, same-family judges, and no comparison against undirected prompt search. We build TEI-Bench, a confound-controlled, ablated, held-out protocol, and use it to evaluate one popular instantiation -- a GPA-inspired evaluator feeding a GEPA-style reflective Pareto optimizer (the composition we call TEI) -- across 31 single-turn classification, extraction, and reasoning tasks. The central finding is cautionary. Under a naive label scorer, a pilot showed a large gain (+0.175 accuracy). After we remove the output-format confound with a universal 'FINAL:' answer contract applied identically to every condition, and add a four-arm ablation (baseline, undirected random prompt search, objective-only reflection, full TEI), the gain collapses. Held-out arm means are nearly tied: baseline 0.852, random 0.867, objective-only 0.865, TEI 0.867. TEI does NOT significantly beat the baseline (delta=+0.015, p=0.406, d_z=0.15; sign-test p=0.804; permutation p=0.430); a two one-sided test shows the two are statistically EQUIVALENT within +/-0.05 (p=0.030), though the full-suite test is underpowered (12 of 31 tasks are at ceiling; MDE80=0.050). TEI is indistinguishable from random prompt search (delta=+0.000, p=1.000) and the GPA signal adds nothing over objective-only reflection (delta=+0.002, p=0.806); on this benchmark TEI behaves like a train-selected random paraphrase. The only positive hint is a headroom subset (n=12, baseline&lt;0.9): delta=+0.067, a medium effect (d_z=0.57) that is suggestive but not significant (p=0.073). We conclude that, within the single-turn classification regime, confound control and an ablation against random search are necessary to make prompt-optimization claims credible. Plan pre-registered (prereg-v2) before the run; all code, data, traces, and optimized prompts are released. High-budget addendum: on the 12 non-saturated tasks at 20 iterations, TEI DOES beat the baseline (+0.078, p=0.034, d_z=0.70) and a non-reflective OPRO-style optimizer (which gains nothing), but still cannot be separated from budget-matched random paraphrase (+0.067, p=0.102).</w:t>
       </w:r>
     </w:p>
     <w:p>
@@ -652,10 +652,98 @@
       </w:tr>
     </w:tbl>
     <w:p>
+      <w:pPr>
+        <w:pStyle w:val="Heading1"/>
+      </w:pPr>
+      <w:r>
+        <w:t>Statistical robustness (the null, quantified)</w:t>
+      </w:r>
+    </w:p>
+    <w:p>
+      <w:pPr>
+        <w:pStyle w:val="ListBullet"/>
+      </w:pPr>
+      <w:r>
+        <w:t>Because our central claim is a null, we quantify it rather than reporting only p&gt;0.05.</w:t>
+      </w:r>
+    </w:p>
+    <w:p>
+      <w:pPr>
+        <w:pStyle w:val="ListBullet"/>
+      </w:pPr>
+      <w:r>
+        <w:t>Sign test (TEI vs baseline): 9 wins / 7 losses / 15 ties, p=0.804.</w:t>
+      </w:r>
+    </w:p>
+    <w:p>
+      <w:pPr>
+        <w:pStyle w:val="ListBullet"/>
+      </w:pPr>
+      <w:r>
+        <w:t>Paired permutation (sign-flip) test on the mean difference: p=0.430.</w:t>
+      </w:r>
+    </w:p>
+    <w:p>
+      <w:pPr>
+        <w:pStyle w:val="ListBullet"/>
+      </w:pPr>
+      <w:r>
+        <w:t>Equivalence (TOST, +/-0.05 margin): p=0.030 -&gt; EQUIVALENT (we can rule out a large effect).</w:t>
+      </w:r>
+    </w:p>
+    <w:p>
+      <w:pPr>
+        <w:pStyle w:val="ListBullet"/>
+      </w:pPr>
+      <w:r>
+        <w:t>Power: 12 of 31 tasks are at ceiling (&gt;=0.999), so the full suite detects only effects &gt;= MDE80=0.050 at 80% power; post-hoc power for the observed effect is 0.13.</w:t>
+      </w:r>
+    </w:p>
+    <w:p>
+      <w:pPr>
+        <w:pStyle w:val="ListBullet"/>
+      </w:pPr>
+      <w:r>
+        <w:t>Headroom subset (n=12): delta=+0.067, d_z=0.57, p=0.073, power=0.51, MDE80=0.094 -- suggestive but underpowered.</w:t>
+      </w:r>
+    </w:p>
+    <w:p>
+      <w:pPr>
+        <w:pStyle w:val="Heading1"/>
+      </w:pPr>
+      <w:r>
+        <w:t>High-budget / headroom finding (20 iterations + OPRO baseline)</w:t>
+      </w:r>
+    </w:p>
+    <w:p>
+      <w:pPr>
+        <w:pStyle w:val="ListBullet"/>
+      </w:pPr>
+      <w:r>
+        <w:t>On the 12 headroom tasks (baseline&lt;0.9) at a larger budget (20 iterations), arm means are baseline 0.650, random 0.661, objective-only 0.697, OPRO-style 0.650, TEI 0.728.</w:t>
+      </w:r>
+    </w:p>
+    <w:p>
+      <w:pPr>
+        <w:pStyle w:val="ListBullet"/>
+      </w:pPr>
+      <w:r>
+        <w:t>TEI beats baseline by +0.078 (p=0.034, d_z=0.70) and beats the OPRO-style optimizer by +0.078 (p=0.029), while OPRO moves the baseline by exactly +0.000 (p=1.000) -- reflective optimization helps where a non-reflective one does not.</w:t>
+      </w:r>
+    </w:p>
+    <w:p>
+      <w:pPr>
+        <w:pStyle w:val="ListBullet"/>
+      </w:pPr>
+      <w:r>
+        <w:t>Honest caveat: TEI is still NOT statistically separable from budget-matched random paraphrase (+0.067, p=0.102); and extra budget barely matters (20- vs 6-iteration TEI: +0.011, p=0.489), so the aggregate null is not optimization-starvation.</w:t>
+      </w:r>
+    </w:p>
+    <w:p>
       <w:r>
         <w:drawing>
           <wp:inline xmlns:a="http://schemas.openxmlformats.org/drawingml/2006/main" xmlns:pic="http://schemas.openxmlformats.org/drawingml/2006/picture">
-            <wp:extent cx="4572000" cy="2954215"/>
+            <wp:extent cx="4572000" cy="3363457"/>
             <wp:docPr id="1" name="Picture 1"/>
             <wp:cNvGraphicFramePr>
               <a:graphicFrameLocks noChangeAspect="1"/>
@@ -676,7 +764,7 @@
                   <pic:spPr>
                     <a:xfrm>
                       <a:off x="0" y="0"/>
-                      <a:ext cx="4572000" cy="2954215"/>
+                      <a:ext cx="4572000" cy="3363457"/>
                     </a:xfrm>
                     <a:prstGeom prst="rect"/>
                   </pic:spPr>
@@ -692,15 +780,59 @@
         <w:jc w:val="center"/>
       </w:pPr>
       <w:r>
-        <w:t>Held-out objective by arm (mean ± 95% CI).</w:t>
+        <w:t>Held-out objective by optimization arm. The y-axis is truncated so the &lt;=0.015 differences are visible; the 95% CIs overlap and no pairwise difference survives Holm correction.</w:t>
       </w:r>
     </w:p>
     <w:p>
       <w:r>
         <w:drawing>
           <wp:inline xmlns:a="http://schemas.openxmlformats.org/drawingml/2006/main" xmlns:pic="http://schemas.openxmlformats.org/drawingml/2006/picture">
-            <wp:extent cx="4572000" cy="4953000"/>
+            <wp:extent cx="4572000" cy="4119690"/>
             <wp:docPr id="2" name="Picture 2"/>
+            <wp:cNvGraphicFramePr>
+              <a:graphicFrameLocks noChangeAspect="1"/>
+            </wp:cNvGraphicFramePr>
+            <a:graphic>
+              <a:graphicData uri="http://schemas.openxmlformats.org/drawingml/2006/picture">
+                <pic:pic>
+                  <pic:nvPicPr>
+                    <pic:cNvPr id="0" name="headroom_forest.png"/>
+                    <pic:cNvPicPr/>
+                  </pic:nvPicPr>
+                  <pic:blipFill>
+                    <a:blip r:embed="rId10"/>
+                    <a:stretch>
+                      <a:fillRect/>
+                    </a:stretch>
+                  </pic:blipFill>
+                  <pic:spPr>
+                    <a:xfrm>
+                      <a:off x="0" y="0"/>
+                      <a:ext cx="4572000" cy="4119690"/>
+                    </a:xfrm>
+                    <a:prstGeom prst="rect"/>
+                  </pic:spPr>
+                </pic:pic>
+              </a:graphicData>
+            </a:graphic>
+          </wp:inline>
+        </w:drawing>
+      </w:r>
+    </w:p>
+    <w:p>
+      <w:pPr>
+        <w:jc w:val="center"/>
+      </w:pPr>
+      <w:r>
+        <w:t>Per-task TEI - baseline on the headroom subset (baseline&lt;0.9): medium but non-significant; a few subjective tasks improve, two regress.</w:t>
+      </w:r>
+    </w:p>
+    <w:p>
+      <w:r>
+        <w:drawing>
+          <wp:inline xmlns:a="http://schemas.openxmlformats.org/drawingml/2006/main" xmlns:pic="http://schemas.openxmlformats.org/drawingml/2006/picture">
+            <wp:extent cx="4572000" cy="5148978"/>
+            <wp:docPr id="3" name="Picture 3"/>
             <wp:cNvGraphicFramePr>
               <a:graphicFrameLocks noChangeAspect="1"/>
             </wp:cNvGraphicFramePr>
@@ -712,7 +844,7 @@
                     <pic:cNvPicPr/>
                   </pic:nvPicPr>
                   <pic:blipFill>
-                    <a:blip r:embed="rId10"/>
+                    <a:blip r:embed="rId11"/>
                     <a:stretch>
                       <a:fillRect/>
                     </a:stretch>
@@ -720,7 +852,7 @@
                   <pic:spPr>
                     <a:xfrm>
                       <a:off x="0" y="0"/>
-                      <a:ext cx="4572000" cy="4953000"/>
+                      <a:ext cx="4572000" cy="5148978"/>
                     </a:xfrm>
                     <a:prstGeom prst="rect"/>
                   </pic:spPr>
@@ -743,8 +875,8 @@
       <w:r>
         <w:drawing>
           <wp:inline xmlns:a="http://schemas.openxmlformats.org/drawingml/2006/main" xmlns:pic="http://schemas.openxmlformats.org/drawingml/2006/picture">
-            <wp:extent cx="4572000" cy="3048000"/>
-            <wp:docPr id="3" name="Picture 3"/>
+            <wp:extent cx="4572000" cy="3585186"/>
+            <wp:docPr id="4" name="Picture 4"/>
             <wp:cNvGraphicFramePr>
               <a:graphicFrameLocks noChangeAspect="1"/>
             </wp:cNvGraphicFramePr>
@@ -756,7 +888,7 @@
                     <pic:cNvPicPr/>
                   </pic:nvPicPr>
                   <pic:blipFill>
-                    <a:blip r:embed="rId11"/>
+                    <a:blip r:embed="rId12"/>
                     <a:stretch>
                       <a:fillRect/>
                     </a:stretch>
@@ -764,7 +896,7 @@
                   <pic:spPr>
                     <a:xfrm>
                       <a:off x="0" y="0"/>
-                      <a:ext cx="4572000" cy="3048000"/>
+                      <a:ext cx="4572000" cy="3585186"/>
                     </a:xfrm>
                     <a:prstGeom prst="rect"/>
                   </pic:spPr>
@@ -780,7 +912,7 @@
         <w:jc w:val="center"/>
       </w:pPr>
       <w:r>
-        <w:t>Public vs. synthetic tasks.</w:t>
+        <w:t>Public vs. synthetic tasks (y-axis truncated).</w:t>
       </w:r>
     </w:p>
     <w:p>

--- a/paper/TEI-Bench.docx
+++ b/paper/TEI-Bench.docx
@@ -36,7 +36,7 @@
     </w:p>
     <w:p>
       <w:r>
-        <w:t>Evaluation-guided prompt optimization is widely reported to improve LLM systems, but the evidence often relies on in-sample evaluation, single tasks, same-family judges, and no comparison against undirected prompt search. We build TEI-Bench, a confound-controlled, ablated, held-out protocol, and use it to evaluate one popular instantiation -- a GPA-inspired evaluator feeding a GEPA-style reflective Pareto optimizer (the composition we call TEI) -- across 31 single-turn classification, extraction, and reasoning tasks. The central finding is cautionary. Under a naive label scorer, a pilot showed a large gain (+0.175 accuracy). After we remove the output-format confound with a universal 'FINAL:' answer contract applied identically to every condition, and add a four-arm ablation (baseline, undirected random prompt search, objective-only reflection, full TEI), the gain collapses. Held-out arm means are nearly tied: baseline 0.852, random 0.867, objective-only 0.865, TEI 0.867. TEI does NOT significantly beat the baseline (delta=+0.015, p=0.406, d_z=0.15; sign-test p=0.804; permutation p=0.430); a two one-sided test shows the two are statistically EQUIVALENT within +/-0.05 (p=0.030), though the full-suite test is underpowered (12 of 31 tasks are at ceiling; MDE80=0.050). TEI is indistinguishable from random prompt search (delta=+0.000, p=1.000) and the GPA signal adds nothing over objective-only reflection (delta=+0.002, p=0.806); on this benchmark TEI behaves like a train-selected random paraphrase. The only positive hint is a headroom subset (n=12, baseline&lt;0.9): delta=+0.067, a medium effect (d_z=0.57) that is suggestive but not significant (p=0.073). We conclude that, within the single-turn classification regime, confound control and an ablation against random search are necessary to make prompt-optimization claims credible. Plan pre-registered (prereg-v2) before the run; all code, data, traces, and optimized prompts are released. High-budget addendum: on the 12 non-saturated tasks at 20 iterations, TEI DOES beat the baseline (+0.078, p=0.034, d_z=0.70) and a non-reflective OPRO-style optimizer (which gains nothing), but still cannot be separated from budget-matched random paraphrase (+0.067, p=0.102).</w:t>
+        <w:t>Evaluation-guided prompt optimization is widely reported to improve LLM systems, but the evidence often relies on in-sample evaluation, single tasks, same-family judges, and no comparison against undirected prompt search. We build TEI-Bench, a confound-controlled, ablated, held-out protocol, and use it to evaluate one popular instantiation -- a multi-dimensional Evaluation-dimensions evaluator (inspired by the Agent GPA framework) feeding a GEPA-style reflective Pareto optimizer (the composition we call TEI) -- across 31 single-turn classification, extraction, and reasoning tasks. The central finding is cautionary. Under a naive label scorer, a pilot showed a large gain (+0.175 accuracy). After we remove the output-format confound with a universal 'FINAL:' answer contract applied identically to every condition, and add a four-arm ablation (baseline, undirected random prompt search, objective-only reflection, full TEI), the gain collapses. Held-out arm means are nearly tied: baseline 0.852, random 0.867, objective-only 0.865, TEI 0.867. TEI does NOT significantly beat the baseline (delta=+0.015, p=0.406, d_z=0.15; sign-test p=0.804; permutation p=0.430); a two one-sided test shows the two are statistically EQUIVALENT within +/-0.05 (p=0.030), though the full-suite test is underpowered (12 of 31 tasks are at ceiling; MDE80=0.050). TEI is indistinguishable from random prompt search (delta=+0.000, p=1.000) and the Evaluation-dimensions signal adds nothing over objective-only reflection (delta=+0.002, p=0.806); on this benchmark TEI behaves like a train-selected random paraphrase. The only positive hint is a headroom subset (n=12, baseline&lt;0.9): delta=+0.067, a medium effect (d_z=0.57) that is suggestive but not significant (p=0.073). We conclude that, within the single-turn classification regime, confound control and an ablation against random search are necessary to make prompt-optimization claims credible. Plan pre-registered (prereg-v2) before the run; all code, data, traces, and optimized prompts are released. High-budget addendum: on the 12 non-saturated tasks at 20 iterations, TEI DOES beat the baseline (+0.078, p=0.034, d_z=0.70) and a non-reflective OPRO-style optimizer (which gains nothing), but still cannot be separated from budget-matched random paraphrase (+0.067, p=0.102). Constructive fix: a redesigned loop (TEI v3) adding validated few-shot demonstrations and an independent confirmation gate DOES significantly beat the baseline on the full suite (+0.025, p=0.024, win/loss/tie=6/0/25, zero regressions) at lower cost -- though still within noise of random search.</w:t>
       </w:r>
     </w:p>
     <w:p>
@@ -76,7 +76,7 @@
         <w:pStyle w:val="ListBullet"/>
       </w:pPr>
       <w:r>
-        <w:t>Primary endpoint: code-computed accuracy / exact match from a universal 'FINAL:' output contract (no LLM); secondary: 4 GPA-inspired judge dimensions.</w:t>
+        <w:t>Primary endpoint: code-computed accuracy / exact match from a universal 'FINAL:' output contract (no LLM); secondary: 4 Evaluation dimensions (judge; inspired by Agent GPA).</w:t>
       </w:r>
     </w:p>
     <w:p>
@@ -712,6 +712,98 @@
         <w:pStyle w:val="Heading1"/>
       </w:pPr>
       <w:r>
+        <w:t>TEI v3 — a redesigned loop that works (full 31-task suite)</w:t>
+      </w:r>
+    </w:p>
+    <w:p>
+      <w:pPr>
+        <w:pStyle w:val="ListBullet"/>
+      </w:pPr>
+      <w:r>
+        <w:t>TEI v3 (redesigned loop: validated few-shot demonstrations + an INDEPENDENT confirmation gate + successive halving + headroom triage, same Target-Evaluate-Improve structure) on the full 31-task suite: held-out accuracy 0.877 vs baseline 0.852.</w:t>
+      </w:r>
+    </w:p>
+    <w:p>
+      <w:pPr>
+        <w:pStyle w:val="ListBullet"/>
+      </w:pPr>
+      <w:r>
+        <w:t>TEI v3 SIGNIFICANTLY beats the baseline: delta=+0.025 (p=0.024, d_z=0.43), win/loss/tie=6/0/25 -- with ZERO test regressions (the confirmation gate reverts to baseline whenever a candidate is not confirmed on an independent split).</w:t>
+      </w:r>
+    </w:p>
+    <w:p>
+      <w:pPr>
+        <w:pStyle w:val="ListBullet"/>
+      </w:pPr>
+      <w:r>
+        <w:t>Headroom subset (n=12): delta=+0.064 (p=0.018, d_z=0.80) -- a large, significant gain where improvement is actually possible.</w:t>
+      </w:r>
+    </w:p>
+    <w:p>
+      <w:pPr>
+        <w:pStyle w:val="ListBullet"/>
+      </w:pPr>
+      <w:r>
+        <w:t>Efficiency: 16 tasks triaged (baseline shipped, no spend) and 23 judge evaluations avoided by successive halving.</w:t>
+      </w:r>
+    </w:p>
+    <w:p>
+      <w:pPr>
+        <w:pStyle w:val="ListBullet"/>
+      </w:pPr>
+      <w:r>
+        <w:t>Honest caveat: TEI v3 is still NOT significantly better than budget-matched random search (delta=+0.010, p=0.239); the gain is driven by validated in-context demonstrations + do-no-harm selection, not by the evaluation/reflection signal per se.</w:t>
+      </w:r>
+    </w:p>
+    <w:p>
+      <w:r>
+        <w:drawing>
+          <wp:inline xmlns:a="http://schemas.openxmlformats.org/drawingml/2006/main" xmlns:pic="http://schemas.openxmlformats.org/drawingml/2006/picture">
+            <wp:extent cx="4206240" cy="3346571"/>
+            <wp:docPr id="1" name="Picture 1"/>
+            <wp:cNvGraphicFramePr>
+              <a:graphicFrameLocks noChangeAspect="1"/>
+            </wp:cNvGraphicFramePr>
+            <a:graphic>
+              <a:graphicData uri="http://schemas.openxmlformats.org/drawingml/2006/picture">
+                <pic:pic>
+                  <pic:nvPicPr>
+                    <pic:cNvPr id="0" name="teiv3_arms.png"/>
+                    <pic:cNvPicPr/>
+                  </pic:nvPicPr>
+                  <pic:blipFill>
+                    <a:blip r:embed="rId9"/>
+                    <a:stretch>
+                      <a:fillRect/>
+                    </a:stretch>
+                  </pic:blipFill>
+                  <pic:spPr>
+                    <a:xfrm>
+                      <a:off x="0" y="0"/>
+                      <a:ext cx="4206240" cy="3346571"/>
+                    </a:xfrm>
+                    <a:prstGeom prst="rect"/>
+                  </pic:spPr>
+                </pic:pic>
+              </a:graphicData>
+            </a:graphic>
+          </wp:inline>
+        </w:drawing>
+      </w:r>
+    </w:p>
+    <w:p>
+      <w:pPr>
+        <w:jc w:val="center"/>
+      </w:pPr>
+      <w:r>
+        <w:t>TEI v3 vs all arms on the full suite (y-axis truncated).</w:t>
+      </w:r>
+    </w:p>
+    <w:p>
+      <w:pPr>
+        <w:pStyle w:val="Heading1"/>
+      </w:pPr>
+      <w:r>
         <w:t>High-budget / headroom finding (20 iterations + OPRO baseline)</w:t>
       </w:r>
     </w:p>
@@ -744,7 +836,7 @@
         <w:drawing>
           <wp:inline xmlns:a="http://schemas.openxmlformats.org/drawingml/2006/main" xmlns:pic="http://schemas.openxmlformats.org/drawingml/2006/picture">
             <wp:extent cx="4572000" cy="3363457"/>
-            <wp:docPr id="1" name="Picture 1"/>
+            <wp:docPr id="2" name="Picture 2"/>
             <wp:cNvGraphicFramePr>
               <a:graphicFrameLocks noChangeAspect="1"/>
             </wp:cNvGraphicFramePr>
@@ -756,7 +848,7 @@
                     <pic:cNvPicPr/>
                   </pic:nvPicPr>
                   <pic:blipFill>
-                    <a:blip r:embed="rId9"/>
+                    <a:blip r:embed="rId10"/>
                     <a:stretch>
                       <a:fillRect/>
                     </a:stretch>
@@ -788,7 +880,7 @@
         <w:drawing>
           <wp:inline xmlns:a="http://schemas.openxmlformats.org/drawingml/2006/main" xmlns:pic="http://schemas.openxmlformats.org/drawingml/2006/picture">
             <wp:extent cx="4572000" cy="4119690"/>
-            <wp:docPr id="2" name="Picture 2"/>
+            <wp:docPr id="3" name="Picture 3"/>
             <wp:cNvGraphicFramePr>
               <a:graphicFrameLocks noChangeAspect="1"/>
             </wp:cNvGraphicFramePr>
@@ -800,7 +892,7 @@
                     <pic:cNvPicPr/>
                   </pic:nvPicPr>
                   <pic:blipFill>
-                    <a:blip r:embed="rId10"/>
+                    <a:blip r:embed="rId11"/>
                     <a:stretch>
                       <a:fillRect/>
                     </a:stretch>
@@ -832,7 +924,7 @@
         <w:drawing>
           <wp:inline xmlns:a="http://schemas.openxmlformats.org/drawingml/2006/main" xmlns:pic="http://schemas.openxmlformats.org/drawingml/2006/picture">
             <wp:extent cx="4572000" cy="5148978"/>
-            <wp:docPr id="3" name="Picture 3"/>
+            <wp:docPr id="4" name="Picture 4"/>
             <wp:cNvGraphicFramePr>
               <a:graphicFrameLocks noChangeAspect="1"/>
             </wp:cNvGraphicFramePr>
@@ -844,7 +936,7 @@
                     <pic:cNvPicPr/>
                   </pic:nvPicPr>
                   <pic:blipFill>
-                    <a:blip r:embed="rId11"/>
+                    <a:blip r:embed="rId12"/>
                     <a:stretch>
                       <a:fillRect/>
                     </a:stretch>
@@ -876,7 +968,7 @@
         <w:drawing>
           <wp:inline xmlns:a="http://schemas.openxmlformats.org/drawingml/2006/main" xmlns:pic="http://schemas.openxmlformats.org/drawingml/2006/picture">
             <wp:extent cx="4572000" cy="3585186"/>
-            <wp:docPr id="4" name="Picture 4"/>
+            <wp:docPr id="5" name="Picture 5"/>
             <wp:cNvGraphicFramePr>
               <a:graphicFrameLocks noChangeAspect="1"/>
             </wp:cNvGraphicFramePr>
@@ -888,7 +980,7 @@
                     <pic:cNvPicPr/>
                   </pic:nvPicPr>
                   <pic:blipFill>
-                    <a:blip r:embed="rId12"/>
+                    <a:blip r:embed="rId13"/>
                     <a:stretch>
                       <a:fillRect/>
                     </a:stretch>

--- a/paper/TEI-Bench.docx
+++ b/paper/TEI-Bench.docx
@@ -744,7 +744,7 @@
         <w:pStyle w:val="ListBullet"/>
       </w:pPr>
       <w:r>
-        <w:t>Efficiency: 16 tasks triaged (baseline shipped, no spend) and 23 judge evaluations avoided by successive halving.</w:t>
+        <w:t>Efficiency: 16 tasks triaged (baseline shipped, no spend) and 27 judge evaluations avoided by successive halving.</w:t>
       </w:r>
     </w:p>
     <w:p>
@@ -752,7 +752,7 @@
         <w:pStyle w:val="ListBullet"/>
       </w:pPr>
       <w:r>
-        <w:t>Honest caveat: TEI v3 is still NOT significantly better than budget-matched random search (delta=+0.010, p=0.239); the gain is driven by validated in-context demonstrations + do-no-harm selection, not by the evaluation/reflection signal per se.</w:t>
+        <w:t>Honest caveat: TEI v3 is still NOT significantly better than budget-matched random search (delta=+0.010, p=0.271); the gain is driven by validated in-context demonstrations + do-no-harm selection, not by the evaluation/reflection signal per se.</w:t>
       </w:r>
     </w:p>
     <w:p>
